--- a/public/CV_Antony_Ayansi.docx
+++ b/public/CV_Antony_Ayansi.docx
@@ -5,7 +5,6 @@
     <w:p>
       <w:pPr>
         <w:spacing w:after="20" w:line="276" w:lineRule="auto"/>
-        <w:jc w:val="center"/>
         <w:rPr>
           <w:rFonts w:ascii="Times New Roman" w:hAnsi="Times New Roman" w:cs="Times New Roman"/>
           <w:color w:val="auto"/>
@@ -14,6 +13,66 @@
           <w:lang w:val="es-ES"/>
         </w:rPr>
       </w:pPr>
+      <w:r>
+        <w:rPr>
+          <w:rFonts w:ascii="Times New Roman" w:hAnsi="Times New Roman" w:cs="Times New Roman"/>
+          <w:b/>
+          <w:noProof/>
+          <w:color w:val="auto"/>
+          <w:sz w:val="24"/>
+          <w:szCs w:val="24"/>
+          <w:lang w:val="es-ES"/>
+        </w:rPr>
+        <w:drawing>
+          <wp:anchor distT="0" distB="0" distL="114300" distR="114300" simplePos="0" relativeHeight="251658240" behindDoc="0" locked="0" layoutInCell="1" allowOverlap="1" wp14:anchorId="5104D299" wp14:editId="6DB5D40F">
+            <wp:simplePos x="0" y="0"/>
+            <wp:positionH relativeFrom="column">
+              <wp:posOffset>5360670</wp:posOffset>
+            </wp:positionH>
+            <wp:positionV relativeFrom="paragraph">
+              <wp:posOffset>21214</wp:posOffset>
+            </wp:positionV>
+            <wp:extent cx="1027688" cy="1330197"/>
+            <wp:effectExtent l="0" t="0" r="1270" b="3810"/>
+            <wp:wrapNone/>
+            <wp:docPr id="831727236" name="Picture 1"/>
+            <wp:cNvGraphicFramePr>
+              <a:graphicFrameLocks xmlns:a="http://schemas.openxmlformats.org/drawingml/2006/main" noChangeAspect="1"/>
+            </wp:cNvGraphicFramePr>
+            <a:graphic xmlns:a="http://schemas.openxmlformats.org/drawingml/2006/main">
+              <a:graphicData uri="http://schemas.openxmlformats.org/drawingml/2006/picture">
+                <pic:pic xmlns:pic="http://schemas.openxmlformats.org/drawingml/2006/picture">
+                  <pic:nvPicPr>
+                    <pic:cNvPr id="831727236" name="Picture 831727236"/>
+                    <pic:cNvPicPr/>
+                  </pic:nvPicPr>
+                  <pic:blipFill>
+                    <a:blip r:embed="rId8"/>
+                    <a:stretch>
+                      <a:fillRect/>
+                    </a:stretch>
+                  </pic:blipFill>
+                  <pic:spPr>
+                    <a:xfrm>
+                      <a:off x="0" y="0"/>
+                      <a:ext cx="1027688" cy="1330197"/>
+                    </a:xfrm>
+                    <a:prstGeom prst="rect">
+                      <a:avLst/>
+                    </a:prstGeom>
+                  </pic:spPr>
+                </pic:pic>
+              </a:graphicData>
+            </a:graphic>
+            <wp14:sizeRelH relativeFrom="page">
+              <wp14:pctWidth>0</wp14:pctWidth>
+            </wp14:sizeRelH>
+            <wp14:sizeRelV relativeFrom="page">
+              <wp14:pctHeight>0</wp14:pctHeight>
+            </wp14:sizeRelV>
+          </wp:anchor>
+        </w:drawing>
+      </w:r>
       <w:r>
         <w:rPr>
           <w:rFonts w:ascii="Times New Roman" w:hAnsi="Times New Roman" w:cs="Times New Roman"/>
@@ -62,7 +121,6 @@
     <w:p>
       <w:pPr>
         <w:spacing w:after="60" w:line="276" w:lineRule="auto"/>
-        <w:jc w:val="center"/>
         <w:rPr>
           <w:rFonts w:ascii="Times New Roman" w:hAnsi="Times New Roman" w:cs="Times New Roman"/>
           <w:b/>
@@ -79,57 +137,57 @@
           <w:sz w:val="22"/>
           <w:lang w:val="es-ES"/>
         </w:rPr>
-        <w:t>INGENIERO DE SISTEMAS E INFORMÁTICA | DESARROLLADOR FULL STACK</w:t>
+        <w:t xml:space="preserve">BACHILLER </w:t>
       </w:r>
-    </w:p>
-    <w:p>
-      <w:pPr>
-        <w:spacing w:after="0" w:line="276" w:lineRule="auto"/>
-        <w:jc w:val="center"/>
+      <w:r>
         <w:rPr>
           <w:rFonts w:ascii="Times New Roman" w:hAnsi="Times New Roman" w:cs="Times New Roman"/>
+          <w:b/>
           <w:color w:val="auto"/>
           <w:sz w:val="22"/>
           <w:lang w:val="es-ES"/>
         </w:rPr>
-      </w:pPr>
-    </w:p>
-    <w:p>
-      <w:pPr>
-        <w:spacing w:after="0" w:line="276" w:lineRule="auto"/>
-        <w:jc w:val="center"/>
+        <w:t xml:space="preserve">EN </w:t>
+      </w:r>
+      <w:r>
         <w:rPr>
           <w:rFonts w:ascii="Times New Roman" w:hAnsi="Times New Roman" w:cs="Times New Roman"/>
+          <w:b/>
           <w:color w:val="auto"/>
           <w:sz w:val="22"/>
           <w:lang w:val="es-ES"/>
         </w:rPr>
-      </w:pPr>
+        <w:t>INGENIER</w:t>
+      </w:r>
       <w:r>
         <w:rPr>
           <w:rFonts w:ascii="Times New Roman" w:hAnsi="Times New Roman" w:cs="Times New Roman"/>
+          <w:b/>
           <w:color w:val="auto"/>
           <w:sz w:val="22"/>
           <w:lang w:val="es-ES"/>
         </w:rPr>
-        <w:t>+51</w:t>
+        <w:t>IA</w:t>
       </w:r>
       <w:r>
         <w:rPr>
           <w:rFonts w:ascii="Times New Roman" w:hAnsi="Times New Roman" w:cs="Times New Roman"/>
+          <w:b/>
           <w:color w:val="auto"/>
           <w:sz w:val="22"/>
           <w:lang w:val="es-ES"/>
         </w:rPr>
-        <w:t xml:space="preserve">948347640 </w:t>
+        <w:t xml:space="preserve"> DE SISTEMAS E INFORMÁTICA </w:t>
       </w:r>
     </w:p>
     <w:p>
       <w:pPr>
-        <w:spacing w:after="0" w:line="276" w:lineRule="auto"/>
-        <w:jc w:val="center"/>
+        <w:spacing w:after="60" w:line="276" w:lineRule="auto"/>
         <w:rPr>
           <w:rFonts w:ascii="Times New Roman" w:hAnsi="Times New Roman" w:cs="Times New Roman"/>
+          <w:bCs/>
+          <w:i/>
+          <w:iCs/>
           <w:color w:val="auto"/>
           <w:sz w:val="22"/>
           <w:lang w:val="es-ES"/>
@@ -138,69 +196,100 @@
       <w:r>
         <w:rPr>
           <w:rFonts w:ascii="Times New Roman" w:hAnsi="Times New Roman" w:cs="Times New Roman"/>
+          <w:bCs/>
+          <w:i/>
+          <w:iCs/>
           <w:color w:val="auto"/>
           <w:sz w:val="22"/>
           <w:lang w:val="es-ES"/>
         </w:rPr>
-        <w:t>antonyayansi@gmail.com</w:t>
+        <w:t>DESARROLLADOR FULL STACK</w:t>
       </w:r>
     </w:p>
     <w:p>
       <w:pPr>
-        <w:spacing w:after="0" w:line="276" w:lineRule="auto"/>
-        <w:jc w:val="center"/>
+        <w:spacing w:after="100" w:line="276" w:lineRule="auto"/>
         <w:rPr>
           <w:rFonts w:ascii="Times New Roman" w:hAnsi="Times New Roman" w:cs="Times New Roman"/>
-          <w:color w:val="auto"/>
           <w:sz w:val="22"/>
           <w:lang w:val="es-ES"/>
         </w:rPr>
       </w:pPr>
-      <w:hyperlink r:id="rId8" w:history="1">
-        <w:r>
-          <w:rPr>
-            <w:rStyle w:val="Hyperlink"/>
-            <w:rFonts w:ascii="Times New Roman" w:hAnsi="Times New Roman" w:cs="Times New Roman"/>
-            <w:color w:val="auto"/>
-            <w:sz w:val="22"/>
-            <w:lang w:val="es-ES"/>
-          </w:rPr>
-          <w:t>https://www.linkedin.com/in/antonyayansi/</w:t>
-        </w:r>
-      </w:hyperlink>
-    </w:p>
-    <w:p>
-      <w:pPr>
-        <w:spacing w:after="0" w:line="276" w:lineRule="auto"/>
-        <w:jc w:val="center"/>
+      <w:r>
         <w:rPr>
           <w:rFonts w:ascii="Times New Roman" w:hAnsi="Times New Roman" w:cs="Times New Roman"/>
-          <w:color w:val="auto"/>
           <w:sz w:val="22"/>
           <w:lang w:val="es-ES"/>
         </w:rPr>
-      </w:pPr>
+        <w:t>+51 948 347 640 | antonyayansi@gmail.com</w:t>
+      </w:r>
+    </w:p>
+    <w:p>
+      <w:pPr>
+        <w:spacing w:after="100" w:line="276" w:lineRule="auto"/>
+        <w:rPr>
+          <w:rFonts w:ascii="Times New Roman" w:hAnsi="Times New Roman" w:cs="Times New Roman"/>
+          <w:sz w:val="22"/>
+        </w:rPr>
+      </w:pPr>
+      <w:r>
+        <w:rPr>
+          <w:rFonts w:ascii="Times New Roman" w:hAnsi="Times New Roman" w:cs="Times New Roman"/>
+          <w:sz w:val="22"/>
+        </w:rPr>
+        <w:t xml:space="preserve">Web: </w:t>
+      </w:r>
       <w:hyperlink r:id="rId9" w:history="1">
         <w:r>
           <w:rPr>
             <w:rStyle w:val="Hyperlink"/>
             <w:rFonts w:ascii="Times New Roman" w:hAnsi="Times New Roman" w:cs="Times New Roman"/>
-            <w:color w:val="auto"/>
             <w:sz w:val="22"/>
-            <w:lang w:val="es-ES"/>
           </w:rPr>
-          <w:t>https://github.com/antonyayansi</w:t>
+          <w:t>https://antony.raox.c</w:t>
+        </w:r>
+        <w:r>
+          <w:rPr>
+            <w:rStyle w:val="Hyperlink"/>
+            <w:rFonts w:ascii="Times New Roman" w:hAnsi="Times New Roman" w:cs="Times New Roman"/>
+            <w:sz w:val="22"/>
+          </w:rPr>
+          <w:t>c</w:t>
+        </w:r>
+      </w:hyperlink>
+      <w:r>
+        <w:rPr>
+          <w:rFonts w:ascii="Times New Roman" w:hAnsi="Times New Roman" w:cs="Times New Roman"/>
+          <w:sz w:val="22"/>
+        </w:rPr>
+        <w:t xml:space="preserve"> </w:t>
+      </w:r>
+      <w:r>
+        <w:rPr>
+          <w:rFonts w:ascii="Times New Roman" w:hAnsi="Times New Roman" w:cs="Times New Roman"/>
+          <w:sz w:val="22"/>
+        </w:rPr>
+        <w:t xml:space="preserve">| LinkedIn: </w:t>
+      </w:r>
+      <w:hyperlink r:id="rId10" w:history="1">
+        <w:r>
+          <w:rPr>
+            <w:rStyle w:val="Hyperlink"/>
+            <w:rFonts w:ascii="Times New Roman" w:hAnsi="Times New Roman" w:cs="Times New Roman"/>
+            <w:sz w:val="22"/>
+          </w:rPr>
+          <w:t>https://www.linkedin.com/in/antonyayansi</w:t>
         </w:r>
       </w:hyperlink>
     </w:p>
     <w:p>
       <w:pPr>
-        <w:spacing w:after="100" w:line="276" w:lineRule="auto"/>
-        <w:jc w:val="center"/>
+        <w:pStyle w:val="Heading1"/>
+        <w:spacing w:line="276" w:lineRule="auto"/>
         <w:rPr>
           <w:rFonts w:ascii="Times New Roman" w:hAnsi="Times New Roman" w:cs="Times New Roman"/>
           <w:color w:val="auto"/>
-          <w:sz w:val="22"/>
+          <w:szCs w:val="22"/>
           <w:lang w:val="es-ES"/>
         </w:rPr>
       </w:pPr>
@@ -243,7 +332,7 @@
           <w:sz w:val="22"/>
           <w:lang w:val="es-ES"/>
         </w:rPr>
-        <w:t xml:space="preserve">Bachiller en Ingeniería de Sistemas e Informática y desarrollador de software con experiencia desde 2021 en construcción y evolución de plataformas web, sistemas de gestión empresarial e integraciones. Actualmente me desempeño como CTO en </w:t>
+        <w:t xml:space="preserve">Bachiller en Ingeniería de Sistemas e Informática y desarrollador de software con experiencia desde 2021 en construcción y evolución de plataformas web, sistemas de gestión empresarial e integraciones. Actualmente me desempeño como CTO / líder técnico en </w:t>
       </w:r>
       <w:proofErr w:type="spellStart"/>
       <w:r>
@@ -263,65 +352,7 @@
           <w:sz w:val="22"/>
           <w:lang w:val="es-ES"/>
         </w:rPr>
-        <w:t xml:space="preserve"> Soluciones S.A.C., combinando desarrollo </w:t>
-      </w:r>
-      <w:proofErr w:type="spellStart"/>
-      <w:r>
-        <w:rPr>
-          <w:rFonts w:ascii="Times New Roman" w:hAnsi="Times New Roman" w:cs="Times New Roman"/>
-          <w:color w:val="auto"/>
-          <w:sz w:val="22"/>
-          <w:lang w:val="es-ES"/>
-        </w:rPr>
-        <w:t>F</w:t>
-      </w:r>
-      <w:r>
-        <w:rPr>
-          <w:rFonts w:ascii="Times New Roman" w:hAnsi="Times New Roman" w:cs="Times New Roman"/>
-          <w:color w:val="auto"/>
-          <w:sz w:val="22"/>
-          <w:lang w:val="es-ES"/>
-        </w:rPr>
-        <w:t>rontend</w:t>
-      </w:r>
-      <w:proofErr w:type="spellEnd"/>
-      <w:r>
-        <w:rPr>
-          <w:rFonts w:ascii="Times New Roman" w:hAnsi="Times New Roman" w:cs="Times New Roman"/>
-          <w:color w:val="auto"/>
-          <w:sz w:val="22"/>
-          <w:lang w:val="es-ES"/>
-        </w:rPr>
-        <w:t xml:space="preserve"> y </w:t>
-      </w:r>
-      <w:proofErr w:type="spellStart"/>
-      <w:r>
-        <w:rPr>
-          <w:rFonts w:ascii="Times New Roman" w:hAnsi="Times New Roman" w:cs="Times New Roman"/>
-          <w:color w:val="auto"/>
-          <w:sz w:val="22"/>
-          <w:lang w:val="es-ES"/>
-        </w:rPr>
-        <w:t>B</w:t>
-      </w:r>
-      <w:r>
-        <w:rPr>
-          <w:rFonts w:ascii="Times New Roman" w:hAnsi="Times New Roman" w:cs="Times New Roman"/>
-          <w:color w:val="auto"/>
-          <w:sz w:val="22"/>
-          <w:lang w:val="es-ES"/>
-        </w:rPr>
-        <w:t>ackend</w:t>
-      </w:r>
-      <w:proofErr w:type="spellEnd"/>
-      <w:r>
-        <w:rPr>
-          <w:rFonts w:ascii="Times New Roman" w:hAnsi="Times New Roman" w:cs="Times New Roman"/>
-          <w:color w:val="auto"/>
-          <w:sz w:val="22"/>
-          <w:lang w:val="es-ES"/>
-        </w:rPr>
-        <w:t xml:space="preserve"> con decisiones de arquitectura, diseño de datos, despliegue y coordinación técnica. He trabajado con sistemas que integran procesos operativos, información institucional, automatización y servicios externos. Me enfoco en entregar software mantenible, seguro y escalable, documentar decisiones técnicas y resolver problemas de forma autónoma.</w:t>
+        <w:t xml:space="preserve"> Soluciones S.A.C., participando en el desarrollo de funcionalidades, decisiones de arquitectura, diseño de datos, despliegue y coordinación técnica. He trabajado con soluciones que integran procesos operativos, información institucional, automatización y servicios externos. Me enfoco en la mantenibilidad, seguridad y escalabilidad del software, la documentación técnica y la resolución autónoma de problemas.</w:t>
       </w:r>
     </w:p>
     <w:p>
@@ -408,6 +439,15 @@
         </w:rPr>
         <w:t>técnico</w:t>
       </w:r>
+      <w:r>
+        <w:rPr>
+          <w:rFonts w:ascii="Times New Roman" w:hAnsi="Times New Roman" w:cs="Times New Roman"/>
+          <w:color w:val="auto"/>
+          <w:sz w:val="22"/>
+          <w:lang w:val="es-ES"/>
+        </w:rPr>
+        <w:t xml:space="preserve"> </w:t>
+      </w:r>
     </w:p>
     <w:p>
       <w:pPr>
@@ -426,16 +466,7 @@
           <w:sz w:val="22"/>
           <w:lang w:val="es-ES"/>
         </w:rPr>
-        <w:t>Agosto</w:t>
-      </w:r>
-      <w:r>
-        <w:rPr>
-          <w:rFonts w:ascii="Times New Roman" w:hAnsi="Times New Roman" w:cs="Times New Roman"/>
-          <w:color w:val="auto"/>
-          <w:sz w:val="22"/>
-          <w:lang w:val="es-ES"/>
-        </w:rPr>
-        <w:t xml:space="preserve"> 2025 – Actualidad</w:t>
+        <w:t>Agosto 2025 – Actualidad</w:t>
       </w:r>
     </w:p>
     <w:p>
@@ -453,7 +484,6 @@
       <w:pPr>
         <w:pStyle w:val="ListBullet"/>
         <w:spacing w:after="20" w:line="276" w:lineRule="auto"/>
-        <w:ind w:left="259" w:hanging="173"/>
         <w:rPr>
           <w:rFonts w:ascii="Times New Roman" w:hAnsi="Times New Roman" w:cs="Times New Roman"/>
           <w:color w:val="auto"/>
@@ -488,14 +518,13 @@
           <w:sz w:val="22"/>
           <w:lang w:val="es-ES"/>
         </w:rPr>
-        <w:t xml:space="preserve"> Obra, plataforma de gestión de proyectos de construcción con seguimiento de avance físico y financiero, cuaderno de obra digital, valorizaciones, reportes y soporte a la toma de decisiones.</w:t>
+        <w:t xml:space="preserve"> Obra, plataforma de gestión de proyectos de construcción con seguimiento de avance físico y financiero, cuaderno de obra digital, valorizaciones y reportes.</w:t>
       </w:r>
     </w:p>
     <w:p>
       <w:pPr>
         <w:pStyle w:val="ListBullet"/>
         <w:spacing w:after="20" w:line="276" w:lineRule="auto"/>
-        <w:ind w:left="259" w:hanging="173"/>
         <w:rPr>
           <w:rFonts w:ascii="Times New Roman" w:hAnsi="Times New Roman" w:cs="Times New Roman"/>
           <w:color w:val="auto"/>
@@ -520,16 +549,7 @@
           <w:sz w:val="22"/>
           <w:lang w:val="es-ES"/>
         </w:rPr>
-        <w:t>F</w:t>
-      </w:r>
-      <w:r>
-        <w:rPr>
-          <w:rFonts w:ascii="Times New Roman" w:hAnsi="Times New Roman" w:cs="Times New Roman"/>
-          <w:color w:val="auto"/>
-          <w:sz w:val="22"/>
-          <w:lang w:val="es-ES"/>
-        </w:rPr>
-        <w:t>rontend</w:t>
+        <w:t>frontend</w:t>
       </w:r>
       <w:proofErr w:type="spellEnd"/>
       <w:r>
@@ -546,7 +566,6 @@
       <w:pPr>
         <w:pStyle w:val="ListBullet"/>
         <w:spacing w:after="20" w:line="276" w:lineRule="auto"/>
-        <w:ind w:left="259" w:hanging="173"/>
         <w:rPr>
           <w:rFonts w:ascii="Times New Roman" w:hAnsi="Times New Roman" w:cs="Times New Roman"/>
           <w:color w:val="auto"/>
@@ -561,14 +580,13 @@
           <w:sz w:val="22"/>
           <w:lang w:val="es-ES"/>
         </w:rPr>
-        <w:t>Coordino la resolución de incidencias y la entrega incremental de funcionalidades; utilizo herramientas de desarrollo asistido por IA dentro del flujo de programación.</w:t>
+        <w:t>Coordino la resolución de incidencias y la entrega incremental de funcionalidades, utilizando herramientas de desarrollo asistido por IA como apoyo al flujo de programación.</w:t>
       </w:r>
     </w:p>
     <w:p>
       <w:pPr>
         <w:pStyle w:val="ListBullet"/>
         <w:spacing w:after="20" w:line="276" w:lineRule="auto"/>
-        <w:ind w:left="259" w:hanging="173"/>
         <w:rPr>
           <w:rFonts w:ascii="Times New Roman" w:hAnsi="Times New Roman" w:cs="Times New Roman"/>
           <w:color w:val="auto"/>
@@ -583,7 +601,7 @@
           <w:sz w:val="22"/>
           <w:lang w:val="es-ES"/>
         </w:rPr>
-        <w:t xml:space="preserve">Impulso automatizaciones e integración de herramientas empresariales, incluyendo </w:t>
+        <w:t xml:space="preserve">Impulso automatizaciones e integraciones de herramientas empresariales, incluyendo </w:t>
       </w:r>
       <w:proofErr w:type="spellStart"/>
       <w:r>
@@ -634,7 +652,6 @@
           <w:numId w:val="0"/>
         </w:numPr>
         <w:spacing w:after="20" w:line="276" w:lineRule="auto"/>
-        <w:ind w:left="360" w:hanging="360"/>
         <w:rPr>
           <w:rFonts w:ascii="Times New Roman" w:hAnsi="Times New Roman" w:cs="Times New Roman"/>
           <w:color w:val="auto"/>
@@ -716,23 +733,13 @@
           <w:sz w:val="22"/>
           <w:lang w:val="es-ES"/>
         </w:rPr>
-        <w:t xml:space="preserve">Junio </w:t>
-      </w:r>
-      <w:r>
-        <w:rPr>
-          <w:rFonts w:ascii="Times New Roman" w:hAnsi="Times New Roman" w:cs="Times New Roman"/>
-          <w:color w:val="auto"/>
-          <w:sz w:val="22"/>
-          <w:lang w:val="es-ES"/>
-        </w:rPr>
-        <w:t>2021 – Actualidad</w:t>
+        <w:t>Junio 2021 – Actualidad</w:t>
       </w:r>
     </w:p>
     <w:p>
       <w:pPr>
         <w:pStyle w:val="ListBullet"/>
         <w:spacing w:after="20" w:line="276" w:lineRule="auto"/>
-        <w:ind w:left="259" w:hanging="173"/>
         <w:rPr>
           <w:rFonts w:ascii="Times New Roman" w:hAnsi="Times New Roman" w:cs="Times New Roman"/>
           <w:color w:val="auto"/>
@@ -754,7 +761,6 @@
       <w:pPr>
         <w:pStyle w:val="ListBullet"/>
         <w:spacing w:after="20" w:line="276" w:lineRule="auto"/>
-        <w:ind w:left="259" w:hanging="173"/>
         <w:rPr>
           <w:rFonts w:ascii="Times New Roman" w:hAnsi="Times New Roman" w:cs="Times New Roman"/>
           <w:color w:val="auto"/>
@@ -789,14 +795,13 @@
           <w:sz w:val="22"/>
           <w:lang w:val="es-ES"/>
         </w:rPr>
-        <w:t xml:space="preserve"> y bases de datos relacionales; analizo incidencias de integración y rendimiento para mantener la continuidad operativa.</w:t>
+        <w:t xml:space="preserve"> y bases de datos relacionales; analizo incidencias de integración y rendimiento para contribuir a la continuidad operativa.</w:t>
       </w:r>
     </w:p>
     <w:p>
       <w:pPr>
         <w:pStyle w:val="ListBullet"/>
         <w:spacing w:after="20" w:line="276" w:lineRule="auto"/>
-        <w:ind w:left="259" w:hanging="173"/>
         <w:rPr>
           <w:rFonts w:ascii="Times New Roman" w:hAnsi="Times New Roman" w:cs="Times New Roman"/>
           <w:color w:val="auto"/>
@@ -811,25 +816,8 @@
           <w:sz w:val="22"/>
           <w:lang w:val="es-ES"/>
         </w:rPr>
-        <w:t>Colaboro en la implementación de funcionalidades relacionadas con información administrativa y procesos de entidades, con atención a la consistencia de datos y la trazabilidad.</w:t>
+        <w:t>Colaboro en funcionalidades relacionadas con información administrativa y procesos institucionales, con atención a la consistencia de datos y la trazabilidad.</w:t>
       </w:r>
-    </w:p>
-    <w:p>
-      <w:pPr>
-        <w:pStyle w:val="ListBullet"/>
-        <w:numPr>
-          <w:ilvl w:val="0"/>
-          <w:numId w:val="0"/>
-        </w:numPr>
-        <w:spacing w:after="20" w:line="276" w:lineRule="auto"/>
-        <w:ind w:left="360" w:hanging="360"/>
-        <w:rPr>
-          <w:rFonts w:ascii="Times New Roman" w:hAnsi="Times New Roman" w:cs="Times New Roman"/>
-          <w:color w:val="auto"/>
-          <w:sz w:val="22"/>
-          <w:lang w:val="es-ES"/>
-        </w:rPr>
-      </w:pPr>
     </w:p>
     <w:p>
       <w:pPr>
@@ -865,6 +853,250 @@
           <w:szCs w:val="22"/>
           <w:lang w:val="es-ES"/>
         </w:rPr>
+        <w:t>COMPETENCIAS TÉCNICAS</w:t>
+      </w:r>
+    </w:p>
+    <w:p>
+      <w:pPr>
+        <w:pStyle w:val="ListBullet"/>
+        <w:numPr>
+          <w:ilvl w:val="0"/>
+          <w:numId w:val="0"/>
+        </w:numPr>
+        <w:spacing w:after="20" w:line="276" w:lineRule="auto"/>
+        <w:ind w:left="360" w:hanging="360"/>
+        <w:rPr>
+          <w:rFonts w:ascii="Times New Roman" w:hAnsi="Times New Roman" w:cs="Times New Roman"/>
+          <w:color w:val="auto"/>
+          <w:sz w:val="22"/>
+        </w:rPr>
+      </w:pPr>
+      <w:r>
+        <w:rPr>
+          <w:rFonts w:ascii="Times New Roman" w:hAnsi="Times New Roman" w:cs="Times New Roman"/>
+          <w:b/>
+          <w:bCs/>
+          <w:color w:val="auto"/>
+          <w:sz w:val="22"/>
+        </w:rPr>
+        <w:t>Frontend:</w:t>
+      </w:r>
+      <w:r>
+        <w:rPr>
+          <w:rFonts w:ascii="Times New Roman" w:hAnsi="Times New Roman" w:cs="Times New Roman"/>
+          <w:color w:val="auto"/>
+          <w:sz w:val="22"/>
+        </w:rPr>
+        <w:t xml:space="preserve"> JavaScript, TypeScript, Vue 3, React, HTML, CSS, Tailwind CSS</w:t>
+      </w:r>
+    </w:p>
+    <w:p>
+      <w:pPr>
+        <w:pStyle w:val="ListBullet"/>
+        <w:numPr>
+          <w:ilvl w:val="0"/>
+          <w:numId w:val="0"/>
+        </w:numPr>
+        <w:spacing w:after="20" w:line="276" w:lineRule="auto"/>
+        <w:rPr>
+          <w:rFonts w:ascii="Times New Roman" w:hAnsi="Times New Roman" w:cs="Times New Roman"/>
+          <w:color w:val="auto"/>
+          <w:sz w:val="22"/>
+          <w:lang w:val="es-ES"/>
+        </w:rPr>
+      </w:pPr>
+      <w:proofErr w:type="spellStart"/>
+      <w:r>
+        <w:rPr>
+          <w:rFonts w:ascii="Times New Roman" w:hAnsi="Times New Roman" w:cs="Times New Roman"/>
+          <w:b/>
+          <w:bCs/>
+          <w:color w:val="auto"/>
+          <w:sz w:val="22"/>
+          <w:lang w:val="es-ES"/>
+        </w:rPr>
+        <w:t>Backend</w:t>
+      </w:r>
+      <w:proofErr w:type="spellEnd"/>
+      <w:r>
+        <w:rPr>
+          <w:rFonts w:ascii="Times New Roman" w:hAnsi="Times New Roman" w:cs="Times New Roman"/>
+          <w:b/>
+          <w:bCs/>
+          <w:color w:val="auto"/>
+          <w:sz w:val="22"/>
+          <w:lang w:val="es-ES"/>
+        </w:rPr>
+        <w:t xml:space="preserve"> e integración:</w:t>
+      </w:r>
+      <w:r>
+        <w:rPr>
+          <w:rFonts w:ascii="Times New Roman" w:hAnsi="Times New Roman" w:cs="Times New Roman"/>
+          <w:color w:val="auto"/>
+          <w:sz w:val="22"/>
+          <w:lang w:val="es-ES"/>
+        </w:rPr>
+        <w:t xml:space="preserve"> Node.js, Laravel, PHP, Python, </w:t>
+      </w:r>
+      <w:proofErr w:type="spellStart"/>
+      <w:r>
+        <w:rPr>
+          <w:rFonts w:ascii="Times New Roman" w:hAnsi="Times New Roman" w:cs="Times New Roman"/>
+          <w:color w:val="auto"/>
+          <w:sz w:val="22"/>
+          <w:lang w:val="es-ES"/>
+        </w:rPr>
+        <w:t>APIs</w:t>
+      </w:r>
+      <w:proofErr w:type="spellEnd"/>
+      <w:r>
+        <w:rPr>
+          <w:rFonts w:ascii="Times New Roman" w:hAnsi="Times New Roman" w:cs="Times New Roman"/>
+          <w:color w:val="auto"/>
+          <w:sz w:val="22"/>
+          <w:lang w:val="es-ES"/>
+        </w:rPr>
+        <w:t xml:space="preserve"> REST, integración con servicios externos</w:t>
+      </w:r>
+    </w:p>
+    <w:p>
+      <w:pPr>
+        <w:pStyle w:val="ListBullet"/>
+        <w:numPr>
+          <w:ilvl w:val="0"/>
+          <w:numId w:val="0"/>
+        </w:numPr>
+        <w:spacing w:after="20" w:line="276" w:lineRule="auto"/>
+        <w:rPr>
+          <w:rFonts w:ascii="Times New Roman" w:hAnsi="Times New Roman" w:cs="Times New Roman"/>
+          <w:color w:val="auto"/>
+          <w:sz w:val="22"/>
+          <w:lang w:val="es-ES"/>
+        </w:rPr>
+      </w:pPr>
+      <w:r>
+        <w:rPr>
+          <w:rFonts w:ascii="Times New Roman" w:hAnsi="Times New Roman" w:cs="Times New Roman"/>
+          <w:b/>
+          <w:bCs/>
+          <w:color w:val="auto"/>
+          <w:sz w:val="22"/>
+          <w:lang w:val="es-ES"/>
+        </w:rPr>
+        <w:lastRenderedPageBreak/>
+        <w:t>Datos e infraestructura:</w:t>
+      </w:r>
+      <w:r>
+        <w:rPr>
+          <w:rFonts w:ascii="Times New Roman" w:hAnsi="Times New Roman" w:cs="Times New Roman"/>
+          <w:color w:val="auto"/>
+          <w:sz w:val="22"/>
+          <w:lang w:val="es-ES"/>
+        </w:rPr>
+        <w:t xml:space="preserve"> SQL Server, PostgreSQL, modelado relacional, Docker, despliegue y administración de servidores/VPS, </w:t>
+      </w:r>
+      <w:proofErr w:type="spellStart"/>
+      <w:r>
+        <w:rPr>
+          <w:rFonts w:ascii="Times New Roman" w:hAnsi="Times New Roman" w:cs="Times New Roman"/>
+          <w:color w:val="auto"/>
+          <w:sz w:val="22"/>
+          <w:lang w:val="es-ES"/>
+        </w:rPr>
+        <w:t>Odoo</w:t>
+      </w:r>
+      <w:proofErr w:type="spellEnd"/>
+      <w:r>
+        <w:rPr>
+          <w:rFonts w:ascii="Times New Roman" w:hAnsi="Times New Roman" w:cs="Times New Roman"/>
+          <w:color w:val="auto"/>
+          <w:sz w:val="22"/>
+          <w:lang w:val="es-ES"/>
+        </w:rPr>
+        <w:t xml:space="preserve"> </w:t>
+      </w:r>
+      <w:proofErr w:type="spellStart"/>
+      <w:r>
+        <w:rPr>
+          <w:rFonts w:ascii="Times New Roman" w:hAnsi="Times New Roman" w:cs="Times New Roman"/>
+          <w:color w:val="auto"/>
+          <w:sz w:val="22"/>
+          <w:lang w:val="es-ES"/>
+        </w:rPr>
+        <w:t>Community</w:t>
+      </w:r>
+      <w:proofErr w:type="spellEnd"/>
+    </w:p>
+    <w:p>
+      <w:pPr>
+        <w:pStyle w:val="ListBullet"/>
+        <w:numPr>
+          <w:ilvl w:val="0"/>
+          <w:numId w:val="0"/>
+        </w:numPr>
+        <w:spacing w:after="20" w:line="276" w:lineRule="auto"/>
+        <w:rPr>
+          <w:rFonts w:ascii="Times New Roman" w:hAnsi="Times New Roman" w:cs="Times New Roman"/>
+          <w:color w:val="auto"/>
+          <w:sz w:val="22"/>
+          <w:lang w:val="es-ES"/>
+        </w:rPr>
+      </w:pPr>
+      <w:r>
+        <w:rPr>
+          <w:rFonts w:ascii="Times New Roman" w:hAnsi="Times New Roman" w:cs="Times New Roman"/>
+          <w:b/>
+          <w:bCs/>
+          <w:color w:val="auto"/>
+          <w:sz w:val="22"/>
+          <w:lang w:val="es-ES"/>
+        </w:rPr>
+        <w:t>Ingeniería de software:</w:t>
+      </w:r>
+      <w:r>
+        <w:rPr>
+          <w:rFonts w:ascii="Times New Roman" w:hAnsi="Times New Roman" w:cs="Times New Roman"/>
+          <w:color w:val="auto"/>
+          <w:sz w:val="22"/>
+          <w:lang w:val="es-ES"/>
+        </w:rPr>
+        <w:t xml:space="preserve"> Git, depuración, mantenimiento de código existente, documentación técnica, revisión de soluciones, pruebas funcionales y herramientas de IA para desarrollo</w:t>
+      </w:r>
+    </w:p>
+    <w:p>
+      <w:pPr>
+        <w:pStyle w:val="ListBullet"/>
+        <w:numPr>
+          <w:ilvl w:val="0"/>
+          <w:numId w:val="0"/>
+        </w:numPr>
+        <w:spacing w:after="20" w:line="276" w:lineRule="auto"/>
+        <w:rPr>
+          <w:rFonts w:ascii="Times New Roman" w:hAnsi="Times New Roman" w:cs="Times New Roman"/>
+          <w:color w:val="auto"/>
+          <w:sz w:val="22"/>
+          <w:lang w:val="es-ES"/>
+        </w:rPr>
+      </w:pPr>
+    </w:p>
+    <w:p>
+      <w:pPr>
+        <w:pStyle w:val="Heading1"/>
+        <w:spacing w:line="276" w:lineRule="auto"/>
+        <w:rPr>
+          <w:rFonts w:ascii="Times New Roman" w:hAnsi="Times New Roman" w:cs="Times New Roman"/>
+          <w:color w:val="auto"/>
+          <w:szCs w:val="22"/>
+          <w:lang w:val="es-ES"/>
+        </w:rPr>
+      </w:pPr>
+      <w:r>
+        <w:rPr>
+          <w:rFonts w:ascii="Times New Roman" w:hAnsi="Times New Roman" w:cs="Times New Roman"/>
+          <w:color w:val="auto"/>
+          <w:szCs w:val="22"/>
+          <w:lang w:val="es-ES"/>
+        </w:rPr>
         <w:t>FORMACIÓN ACADÉMICA</w:t>
       </w:r>
     </w:p>
@@ -886,7 +1118,27 @@
           <w:sz w:val="22"/>
           <w:lang w:val="es-ES"/>
         </w:rPr>
-        <w:t xml:space="preserve">Universidad Continental — Ingeniería de Sistemas e </w:t>
+        <w:t xml:space="preserve">Universidad Continental </w:t>
+      </w:r>
+      <w:r>
+        <w:rPr>
+          <w:rFonts w:ascii="Times New Roman" w:hAnsi="Times New Roman" w:cs="Times New Roman"/>
+          <w:b/>
+          <w:color w:val="auto"/>
+          <w:sz w:val="22"/>
+          <w:lang w:val="es-ES"/>
+        </w:rPr>
+        <w:t>-</w:t>
+      </w:r>
+      <w:r>
+        <w:rPr>
+          <w:rFonts w:ascii="Times New Roman" w:hAnsi="Times New Roman" w:cs="Times New Roman"/>
+          <w:b/>
+          <w:color w:val="auto"/>
+          <w:sz w:val="22"/>
+          <w:lang w:val="es-ES"/>
+        </w:rPr>
+        <w:t xml:space="preserve"> Ingeniería de Sistemas e </w:t>
       </w:r>
       <w:r>
         <w:rPr>
@@ -907,109 +1159,6 @@
         </w:rPr>
         <w:t xml:space="preserve"> | Bachiller</w:t>
       </w:r>
-    </w:p>
-    <w:p>
-      <w:pPr>
-        <w:pStyle w:val="Heading1"/>
-        <w:spacing w:line="276" w:lineRule="auto"/>
-        <w:rPr>
-          <w:rFonts w:ascii="Times New Roman" w:hAnsi="Times New Roman" w:cs="Times New Roman"/>
-          <w:color w:val="auto"/>
-          <w:szCs w:val="22"/>
-          <w:lang w:val="es-ES"/>
-        </w:rPr>
-      </w:pPr>
-      <w:r>
-        <w:rPr>
-          <w:rFonts w:ascii="Times New Roman" w:hAnsi="Times New Roman" w:cs="Times New Roman"/>
-          <w:color w:val="auto"/>
-          <w:szCs w:val="22"/>
-          <w:lang w:val="es-ES"/>
-        </w:rPr>
-        <w:lastRenderedPageBreak/>
-        <w:t>RECONOCIMIENTOS Y PRODUCCIÓN</w:t>
-      </w:r>
-    </w:p>
-    <w:p>
-      <w:pPr>
-        <w:pStyle w:val="ListBullet"/>
-        <w:spacing w:after="20" w:line="276" w:lineRule="auto"/>
-        <w:ind w:left="259" w:hanging="173"/>
-        <w:rPr>
-          <w:rFonts w:ascii="Times New Roman" w:hAnsi="Times New Roman" w:cs="Times New Roman"/>
-          <w:color w:val="auto"/>
-          <w:sz w:val="22"/>
-          <w:lang w:val="es-ES"/>
-        </w:rPr>
-      </w:pPr>
-      <w:r>
-        <w:rPr>
-          <w:rFonts w:ascii="Times New Roman" w:hAnsi="Times New Roman" w:cs="Times New Roman"/>
-          <w:color w:val="auto"/>
-          <w:sz w:val="22"/>
-          <w:lang w:val="es-ES"/>
-        </w:rPr>
-        <w:t xml:space="preserve">Primer lugar en </w:t>
-      </w:r>
-      <w:proofErr w:type="spellStart"/>
-      <w:r>
-        <w:rPr>
-          <w:rFonts w:ascii="Times New Roman" w:hAnsi="Times New Roman" w:cs="Times New Roman"/>
-          <w:color w:val="auto"/>
-          <w:sz w:val="22"/>
-          <w:lang w:val="es-ES"/>
-        </w:rPr>
-        <w:t>Transformagob</w:t>
-      </w:r>
-      <w:proofErr w:type="spellEnd"/>
-      <w:r>
-        <w:rPr>
-          <w:rFonts w:ascii="Times New Roman" w:hAnsi="Times New Roman" w:cs="Times New Roman"/>
-          <w:color w:val="auto"/>
-          <w:sz w:val="22"/>
-          <w:lang w:val="es-ES"/>
-        </w:rPr>
-        <w:t xml:space="preserve"> Perú, con una propuesta desarrollada en colaboración interdisciplinaria.</w:t>
-      </w:r>
-    </w:p>
-    <w:p>
-      <w:pPr>
-        <w:pStyle w:val="ListBullet"/>
-        <w:spacing w:after="20" w:line="276" w:lineRule="auto"/>
-        <w:ind w:left="259" w:hanging="173"/>
-        <w:rPr>
-          <w:rFonts w:ascii="Times New Roman" w:hAnsi="Times New Roman" w:cs="Times New Roman"/>
-          <w:color w:val="auto"/>
-          <w:sz w:val="22"/>
-          <w:lang w:val="es-ES"/>
-        </w:rPr>
-      </w:pPr>
-      <w:r>
-        <w:rPr>
-          <w:rFonts w:ascii="Times New Roman" w:hAnsi="Times New Roman" w:cs="Times New Roman"/>
-          <w:color w:val="auto"/>
-          <w:sz w:val="22"/>
-          <w:lang w:val="es-ES"/>
-        </w:rPr>
-        <w:t>Autor de dos artículos científicos en revistas académicas. Añadir títulos, revistas, DOI/enlaces y año de publicación antes de enviar la postulación.</w:t>
-      </w:r>
-    </w:p>
-    <w:p>
-      <w:pPr>
-        <w:pStyle w:val="ListBullet"/>
-        <w:numPr>
-          <w:ilvl w:val="0"/>
-          <w:numId w:val="0"/>
-        </w:numPr>
-        <w:spacing w:after="20" w:line="276" w:lineRule="auto"/>
-        <w:ind w:left="360" w:hanging="360"/>
-        <w:rPr>
-          <w:rFonts w:ascii="Times New Roman" w:hAnsi="Times New Roman" w:cs="Times New Roman"/>
-          <w:color w:val="auto"/>
-          <w:sz w:val="22"/>
-          <w:lang w:val="es-ES"/>
-        </w:rPr>
-      </w:pPr>
     </w:p>
     <w:p>
       <w:pPr>
@@ -1060,7 +1209,29 @@
           <w:sz w:val="22"/>
           <w:lang w:val="es-ES"/>
         </w:rPr>
-        <w:t xml:space="preserve"> – Desarrollo de sistemas de información </w:t>
+        <w:t xml:space="preserve"> </w:t>
+      </w:r>
+      <w:r>
+        <w:rPr>
+          <w:rFonts w:ascii="Times New Roman" w:hAnsi="Times New Roman" w:cs="Times New Roman"/>
+          <w:b/>
+          <w:bCs/>
+          <w:color w:val="auto"/>
+          <w:sz w:val="22"/>
+          <w:lang w:val="es-ES"/>
+        </w:rPr>
+        <w:t>-</w:t>
+      </w:r>
+      <w:r>
+        <w:rPr>
+          <w:rFonts w:ascii="Times New Roman" w:hAnsi="Times New Roman" w:cs="Times New Roman"/>
+          <w:b/>
+          <w:bCs/>
+          <w:color w:val="auto"/>
+          <w:sz w:val="22"/>
+          <w:lang w:val="es-ES"/>
+        </w:rPr>
+        <w:t xml:space="preserve"> Desarrollo de sistemas de información </w:t>
       </w:r>
       <w:r>
         <w:rPr>
@@ -1094,24 +1265,11 @@
         <w:ind w:left="360" w:hanging="360"/>
         <w:rPr>
           <w:rFonts w:ascii="Times New Roman" w:hAnsi="Times New Roman" w:cs="Times New Roman"/>
-          <w:b/>
-          <w:bCs/>
           <w:color w:val="auto"/>
           <w:sz w:val="22"/>
           <w:lang w:val="es-ES"/>
         </w:rPr>
       </w:pPr>
-      <w:r>
-        <w:rPr>
-          <w:rFonts w:ascii="Times New Roman" w:hAnsi="Times New Roman" w:cs="Times New Roman"/>
-          <w:b/>
-          <w:bCs/>
-          <w:color w:val="auto"/>
-          <w:sz w:val="22"/>
-          <w:lang w:val="es-ES"/>
-        </w:rPr>
-        <w:t xml:space="preserve"> </w:t>
-      </w:r>
     </w:p>
     <w:p>
       <w:pPr>
@@ -1131,12 +1289,14 @@
           <w:szCs w:val="22"/>
           <w:lang w:val="es-ES"/>
         </w:rPr>
-        <w:t>COMPETENCIAS TÉCNICAS</w:t>
+        <w:t>RECONOCIMIENTOS Y PRODUCCIÓN</w:t>
       </w:r>
     </w:p>
     <w:p>
       <w:pPr>
-        <w:spacing w:line="276" w:lineRule="auto"/>
+        <w:pStyle w:val="ListBullet"/>
+        <w:spacing w:after="20" w:line="276" w:lineRule="auto"/>
+        <w:ind w:left="259" w:hanging="173"/>
         <w:rPr>
           <w:rFonts w:ascii="Times New Roman" w:hAnsi="Times New Roman" w:cs="Times New Roman"/>
           <w:color w:val="auto"/>
@@ -1144,28 +1304,6 @@
           <w:lang w:val="es-ES"/>
         </w:rPr>
       </w:pPr>
-      <w:proofErr w:type="spellStart"/>
-      <w:r>
-        <w:rPr>
-          <w:rFonts w:ascii="Times New Roman" w:hAnsi="Times New Roman" w:cs="Times New Roman"/>
-          <w:b/>
-          <w:color w:val="auto"/>
-          <w:sz w:val="22"/>
-          <w:lang w:val="es-ES"/>
-        </w:rPr>
-        <w:t>Frontend</w:t>
-      </w:r>
-      <w:proofErr w:type="spellEnd"/>
-      <w:r>
-        <w:rPr>
-          <w:rFonts w:ascii="Times New Roman" w:hAnsi="Times New Roman" w:cs="Times New Roman"/>
-          <w:b/>
-          <w:color w:val="auto"/>
-          <w:sz w:val="22"/>
-          <w:lang w:val="es-ES"/>
-        </w:rPr>
-        <w:t xml:space="preserve">: </w:t>
-      </w:r>
       <w:r>
         <w:rPr>
           <w:rFonts w:ascii="Times New Roman" w:hAnsi="Times New Roman" w:cs="Times New Roman"/>
@@ -1173,7 +1311,7 @@
           <w:sz w:val="22"/>
           <w:lang w:val="es-ES"/>
         </w:rPr>
-        <w:t>JavaScript/</w:t>
+        <w:t xml:space="preserve">Primer lugar en </w:t>
       </w:r>
       <w:proofErr w:type="spellStart"/>
       <w:r>
@@ -1183,7 +1321,7 @@
           <w:sz w:val="22"/>
           <w:lang w:val="es-ES"/>
         </w:rPr>
-        <w:t>TypeScript</w:t>
+        <w:t>Transformagob</w:t>
       </w:r>
       <w:proofErr w:type="spellEnd"/>
       <w:r>
@@ -1193,80 +1331,7 @@
           <w:sz w:val="22"/>
           <w:lang w:val="es-ES"/>
         </w:rPr>
-        <w:t xml:space="preserve">, Vue 3, </w:t>
-      </w:r>
-      <w:proofErr w:type="spellStart"/>
-      <w:r>
-        <w:rPr>
-          <w:rFonts w:ascii="Times New Roman" w:hAnsi="Times New Roman" w:cs="Times New Roman"/>
-          <w:color w:val="auto"/>
-          <w:sz w:val="22"/>
-          <w:lang w:val="es-ES"/>
-        </w:rPr>
-        <w:t>React</w:t>
-      </w:r>
-      <w:proofErr w:type="spellEnd"/>
-      <w:r>
-        <w:rPr>
-          <w:rFonts w:ascii="Times New Roman" w:hAnsi="Times New Roman" w:cs="Times New Roman"/>
-          <w:color w:val="auto"/>
-          <w:sz w:val="22"/>
-          <w:lang w:val="es-ES"/>
-        </w:rPr>
-        <w:t xml:space="preserve">, HTML, CSS, </w:t>
-      </w:r>
-      <w:proofErr w:type="spellStart"/>
-      <w:r>
-        <w:rPr>
-          <w:rFonts w:ascii="Times New Roman" w:hAnsi="Times New Roman" w:cs="Times New Roman"/>
-          <w:color w:val="auto"/>
-          <w:sz w:val="22"/>
-          <w:lang w:val="es-ES"/>
-        </w:rPr>
-        <w:t>Tailwind</w:t>
-      </w:r>
-      <w:proofErr w:type="spellEnd"/>
-      <w:r>
-        <w:rPr>
-          <w:rFonts w:ascii="Times New Roman" w:hAnsi="Times New Roman" w:cs="Times New Roman"/>
-          <w:color w:val="auto"/>
-          <w:sz w:val="22"/>
-          <w:lang w:val="es-ES"/>
-        </w:rPr>
-        <w:t xml:space="preserve"> CSS.</w:t>
-      </w:r>
-    </w:p>
-    <w:p>
-      <w:pPr>
-        <w:spacing w:line="276" w:lineRule="auto"/>
-        <w:rPr>
-          <w:rFonts w:ascii="Times New Roman" w:hAnsi="Times New Roman" w:cs="Times New Roman"/>
-          <w:color w:val="auto"/>
-          <w:sz w:val="22"/>
-          <w:lang w:val="es-ES"/>
-        </w:rPr>
-      </w:pPr>
-      <w:proofErr w:type="spellStart"/>
-      <w:r>
-        <w:rPr>
-          <w:rFonts w:ascii="Times New Roman" w:hAnsi="Times New Roman" w:cs="Times New Roman"/>
-          <w:b/>
-          <w:color w:val="auto"/>
-          <w:sz w:val="22"/>
-          <w:lang w:val="es-ES"/>
-        </w:rPr>
-        <w:t>Backend</w:t>
-      </w:r>
-      <w:proofErr w:type="spellEnd"/>
-      <w:r>
-        <w:rPr>
-          <w:rFonts w:ascii="Times New Roman" w:hAnsi="Times New Roman" w:cs="Times New Roman"/>
-          <w:b/>
-          <w:color w:val="auto"/>
-          <w:sz w:val="22"/>
-          <w:lang w:val="es-ES"/>
-        </w:rPr>
-        <w:t xml:space="preserve"> e integración: </w:t>
+        <w:t xml:space="preserve"> Perú</w:t>
       </w:r>
       <w:r>
         <w:rPr>
@@ -1275,48 +1340,7 @@
           <w:sz w:val="22"/>
           <w:lang w:val="es-ES"/>
         </w:rPr>
-        <w:t xml:space="preserve">Node.js, Laravel, PHP, Python, </w:t>
-      </w:r>
-      <w:proofErr w:type="spellStart"/>
-      <w:r>
-        <w:rPr>
-          <w:rFonts w:ascii="Times New Roman" w:hAnsi="Times New Roman" w:cs="Times New Roman"/>
-          <w:color w:val="auto"/>
-          <w:sz w:val="22"/>
-          <w:lang w:val="es-ES"/>
-        </w:rPr>
-        <w:t>APIs</w:t>
-      </w:r>
-      <w:proofErr w:type="spellEnd"/>
-      <w:r>
-        <w:rPr>
-          <w:rFonts w:ascii="Times New Roman" w:hAnsi="Times New Roman" w:cs="Times New Roman"/>
-          <w:color w:val="auto"/>
-          <w:sz w:val="22"/>
-          <w:lang w:val="es-ES"/>
-        </w:rPr>
-        <w:t xml:space="preserve"> REST, integraciones con servicios externos.</w:t>
-      </w:r>
-    </w:p>
-    <w:p>
-      <w:pPr>
-        <w:spacing w:line="276" w:lineRule="auto"/>
-        <w:rPr>
-          <w:rFonts w:ascii="Times New Roman" w:hAnsi="Times New Roman" w:cs="Times New Roman"/>
-          <w:color w:val="auto"/>
-          <w:sz w:val="22"/>
-          <w:lang w:val="es-ES"/>
-        </w:rPr>
-      </w:pPr>
-      <w:r>
-        <w:rPr>
-          <w:rFonts w:ascii="Times New Roman" w:hAnsi="Times New Roman" w:cs="Times New Roman"/>
-          <w:b/>
-          <w:color w:val="auto"/>
-          <w:sz w:val="22"/>
-          <w:lang w:val="es-ES"/>
-        </w:rPr>
-        <w:t xml:space="preserve">Datos e infraestructura: </w:t>
+        <w:t xml:space="preserve"> 2026</w:t>
       </w:r>
       <w:r>
         <w:rPr>
@@ -1325,9 +1349,21 @@
           <w:sz w:val="22"/>
           <w:lang w:val="es-ES"/>
         </w:rPr>
-        <w:t xml:space="preserve">SQL Server, PostgreSQL, modelado relacional, Docker, despliegue y administración de servidores/VPS, </w:t>
+        <w:t>, con una propuesta desarrollada en colaboración interdisciplinaria.</w:t>
       </w:r>
-      <w:proofErr w:type="spellStart"/>
+    </w:p>
+    <w:p>
+      <w:pPr>
+        <w:pStyle w:val="ListBullet"/>
+        <w:spacing w:after="20" w:line="276" w:lineRule="auto"/>
+        <w:ind w:left="259" w:hanging="173"/>
+        <w:rPr>
+          <w:rFonts w:ascii="Times New Roman" w:hAnsi="Times New Roman" w:cs="Times New Roman"/>
+          <w:color w:val="auto"/>
+          <w:sz w:val="22"/>
+          <w:lang w:val="es-ES"/>
+        </w:rPr>
+      </w:pPr>
       <w:r>
         <w:rPr>
           <w:rFonts w:ascii="Times New Roman" w:hAnsi="Times New Roman" w:cs="Times New Roman"/>
@@ -1335,9 +1371,39 @@
           <w:sz w:val="22"/>
           <w:lang w:val="es-ES"/>
         </w:rPr>
-        <w:t>Odoo</w:t>
+        <w:t>Primer lugar en Concurso de buenas prácticas en accesibilidad Universal 2025</w:t>
       </w:r>
-      <w:proofErr w:type="spellEnd"/>
+    </w:p>
+    <w:p>
+      <w:pPr>
+        <w:pStyle w:val="ListBullet"/>
+        <w:spacing w:after="20" w:line="276" w:lineRule="auto"/>
+        <w:ind w:left="259" w:hanging="173"/>
+        <w:rPr>
+          <w:rFonts w:ascii="Times New Roman" w:hAnsi="Times New Roman" w:cs="Times New Roman"/>
+          <w:color w:val="auto"/>
+          <w:sz w:val="22"/>
+          <w:lang w:val="es-ES"/>
+        </w:rPr>
+      </w:pPr>
+      <w:r>
+        <w:rPr>
+          <w:rFonts w:ascii="Times New Roman" w:hAnsi="Times New Roman" w:cs="Times New Roman"/>
+          <w:color w:val="auto"/>
+          <w:sz w:val="22"/>
+          <w:lang w:val="es-ES"/>
+        </w:rPr>
+        <w:t>Autor de dos artículos científicos en revistas académicas</w:t>
+      </w:r>
+      <w:r>
+        <w:rPr>
+          <w:rFonts w:ascii="Times New Roman" w:hAnsi="Times New Roman" w:cs="Times New Roman"/>
+          <w:color w:val="auto"/>
+          <w:sz w:val="22"/>
+          <w:lang w:val="es-ES"/>
+        </w:rPr>
+        <w:t xml:space="preserve"> internacionales</w:t>
+      </w:r>
       <w:r>
         <w:rPr>
           <w:rFonts w:ascii="Times New Roman" w:hAnsi="Times New Roman" w:cs="Times New Roman"/>
@@ -1358,690 +1424,9 @@
           <w:lang w:val="es-ES"/>
         </w:rPr>
       </w:pPr>
-      <w:r>
-        <w:rPr>
-          <w:rFonts w:ascii="Times New Roman" w:hAnsi="Times New Roman" w:cs="Times New Roman"/>
-          <w:b/>
-          <w:color w:val="auto"/>
-          <w:sz w:val="22"/>
-          <w:lang w:val="es-ES"/>
-        </w:rPr>
-        <w:t xml:space="preserve">Ingeniería de software: </w:t>
-      </w:r>
-      <w:r>
-        <w:rPr>
-          <w:rFonts w:ascii="Times New Roman" w:hAnsi="Times New Roman" w:cs="Times New Roman"/>
-          <w:color w:val="auto"/>
-          <w:sz w:val="22"/>
-          <w:lang w:val="es-ES"/>
-        </w:rPr>
-        <w:t>Git, depuración, mantenimiento de código existente, documentación técnica, revisión de soluciones, pruebas funcionales y uso de herramientas de IA para desarrollo.</w:t>
-      </w:r>
-    </w:p>
-    <w:p>
-      <w:pPr>
-        <w:pStyle w:val="Heading1"/>
-        <w:spacing w:line="276" w:lineRule="auto"/>
-        <w:rPr>
-          <w:rFonts w:ascii="Times New Roman" w:hAnsi="Times New Roman" w:cs="Times New Roman"/>
-          <w:color w:val="auto"/>
-          <w:szCs w:val="22"/>
-          <w:lang w:val="es-ES"/>
-        </w:rPr>
-      </w:pPr>
-      <w:r>
-        <w:rPr>
-          <w:rFonts w:ascii="Times New Roman" w:hAnsi="Times New Roman" w:cs="Times New Roman"/>
-          <w:color w:val="auto"/>
-          <w:szCs w:val="22"/>
-          <w:lang w:val="es-ES"/>
-        </w:rPr>
-        <w:t>AJUSTE AL PERFIL DE ESCUELA R</w:t>
-      </w:r>
-    </w:p>
-    <w:p>
-      <w:pPr>
-        <w:pStyle w:val="ListBullet"/>
-        <w:spacing w:after="20" w:line="276" w:lineRule="auto"/>
-        <w:ind w:left="259" w:hanging="173"/>
-        <w:rPr>
-          <w:rFonts w:ascii="Times New Roman" w:hAnsi="Times New Roman" w:cs="Times New Roman"/>
-          <w:color w:val="auto"/>
-          <w:sz w:val="22"/>
-          <w:lang w:val="es-ES"/>
-        </w:rPr>
-      </w:pPr>
-      <w:r>
-        <w:rPr>
-          <w:rFonts w:ascii="Times New Roman" w:hAnsi="Times New Roman" w:cs="Times New Roman"/>
-          <w:color w:val="auto"/>
-          <w:sz w:val="22"/>
-          <w:lang w:val="es-ES"/>
-        </w:rPr>
-        <w:t xml:space="preserve">Experiencia práctica en desarrollo y mantenimiento de plataformas web full </w:t>
-      </w:r>
-      <w:proofErr w:type="spellStart"/>
-      <w:r>
-        <w:rPr>
-          <w:rFonts w:ascii="Times New Roman" w:hAnsi="Times New Roman" w:cs="Times New Roman"/>
-          <w:color w:val="auto"/>
-          <w:sz w:val="22"/>
-          <w:lang w:val="es-ES"/>
-        </w:rPr>
-        <w:t>stack</w:t>
-      </w:r>
-      <w:proofErr w:type="spellEnd"/>
-      <w:r>
-        <w:rPr>
-          <w:rFonts w:ascii="Times New Roman" w:hAnsi="Times New Roman" w:cs="Times New Roman"/>
-          <w:color w:val="auto"/>
-          <w:sz w:val="22"/>
-          <w:lang w:val="es-ES"/>
-        </w:rPr>
-        <w:t>, integración de servicios y evolución de sistemas existentes.</w:t>
-      </w:r>
-    </w:p>
-    <w:p>
-      <w:pPr>
-        <w:pStyle w:val="ListBullet"/>
-        <w:spacing w:after="20" w:line="276" w:lineRule="auto"/>
-        <w:ind w:left="259" w:hanging="173"/>
-        <w:rPr>
-          <w:rFonts w:ascii="Times New Roman" w:hAnsi="Times New Roman" w:cs="Times New Roman"/>
-          <w:color w:val="auto"/>
-          <w:sz w:val="22"/>
-          <w:lang w:val="es-ES"/>
-        </w:rPr>
-      </w:pPr>
-      <w:r>
-        <w:rPr>
-          <w:rFonts w:ascii="Times New Roman" w:hAnsi="Times New Roman" w:cs="Times New Roman"/>
-          <w:color w:val="auto"/>
-          <w:sz w:val="22"/>
-          <w:lang w:val="es-ES"/>
-        </w:rPr>
-        <w:t>Experiencia asumiendo responsabilidades de liderazgo técnico y tomando decisiones sobre arquitectura, datos e implementación.</w:t>
-      </w:r>
-    </w:p>
-    <w:p>
-      <w:pPr>
-        <w:pStyle w:val="ListBullet"/>
-        <w:spacing w:after="20" w:line="276" w:lineRule="auto"/>
-        <w:ind w:left="259" w:hanging="173"/>
-        <w:rPr>
-          <w:rFonts w:ascii="Times New Roman" w:hAnsi="Times New Roman" w:cs="Times New Roman"/>
-          <w:color w:val="auto"/>
-          <w:sz w:val="22"/>
-          <w:lang w:val="es-ES"/>
-        </w:rPr>
-      </w:pPr>
-      <w:r>
-        <w:rPr>
-          <w:rFonts w:ascii="Times New Roman" w:hAnsi="Times New Roman" w:cs="Times New Roman"/>
-          <w:color w:val="auto"/>
-          <w:sz w:val="22"/>
-          <w:lang w:val="es-ES"/>
-        </w:rPr>
-        <w:t>Interés en soluciones digitales de impacto público y social; disposición para trabajar de forma colaborativa, documentar entregables y comunicar riesgos técnicos.</w:t>
-      </w:r>
-    </w:p>
-    <w:p>
-      <w:pPr>
-        <w:pStyle w:val="ListBullet"/>
-        <w:numPr>
-          <w:ilvl w:val="0"/>
-          <w:numId w:val="0"/>
-        </w:numPr>
-        <w:spacing w:after="20" w:line="276" w:lineRule="auto"/>
-        <w:ind w:left="360" w:hanging="360"/>
-        <w:rPr>
-          <w:rFonts w:ascii="Times New Roman" w:hAnsi="Times New Roman" w:cs="Times New Roman"/>
-          <w:color w:val="auto"/>
-          <w:sz w:val="22"/>
-          <w:lang w:val="es-ES"/>
-        </w:rPr>
-      </w:pPr>
-    </w:p>
-    <w:p>
-      <w:pPr>
-        <w:pStyle w:val="Heading1"/>
-        <w:spacing w:line="276" w:lineRule="auto"/>
-        <w:rPr>
-          <w:rFonts w:ascii="Times New Roman" w:hAnsi="Times New Roman" w:cs="Times New Roman"/>
-          <w:color w:val="auto"/>
-          <w:szCs w:val="22"/>
-          <w:lang w:val="es-ES"/>
-        </w:rPr>
-      </w:pPr>
-      <w:r>
-        <w:rPr>
-          <w:rFonts w:ascii="Times New Roman" w:hAnsi="Times New Roman" w:cs="Times New Roman"/>
-          <w:color w:val="auto"/>
-          <w:szCs w:val="22"/>
-          <w:lang w:val="es-ES"/>
-        </w:rPr>
-        <w:t>PROYECTOS RELEVANTES</w:t>
-      </w:r>
-    </w:p>
-    <w:p>
-      <w:pPr>
-        <w:spacing w:line="276" w:lineRule="auto"/>
-        <w:rPr>
-          <w:rFonts w:ascii="Times New Roman" w:hAnsi="Times New Roman" w:cs="Times New Roman"/>
-          <w:color w:val="auto"/>
-          <w:sz w:val="22"/>
-          <w:lang w:val="es-ES"/>
-        </w:rPr>
-      </w:pPr>
-      <w:proofErr w:type="spellStart"/>
-      <w:r>
-        <w:rPr>
-          <w:rFonts w:ascii="Times New Roman" w:hAnsi="Times New Roman" w:cs="Times New Roman"/>
-          <w:b/>
-          <w:color w:val="auto"/>
-          <w:sz w:val="22"/>
-          <w:lang w:val="es-ES"/>
-        </w:rPr>
-        <w:t>Tukuy</w:t>
-      </w:r>
-      <w:proofErr w:type="spellEnd"/>
-      <w:r>
-        <w:rPr>
-          <w:rFonts w:ascii="Times New Roman" w:hAnsi="Times New Roman" w:cs="Times New Roman"/>
-          <w:b/>
-          <w:color w:val="auto"/>
-          <w:sz w:val="22"/>
-          <w:lang w:val="es-ES"/>
-        </w:rPr>
-        <w:t xml:space="preserve"> Obra — Plataforma de gestión de proyectos de construcción</w:t>
-      </w:r>
-    </w:p>
-    <w:p>
-      <w:pPr>
-        <w:pStyle w:val="ListBullet"/>
-        <w:spacing w:after="20" w:line="276" w:lineRule="auto"/>
-        <w:ind w:left="259" w:hanging="173"/>
-        <w:rPr>
-          <w:rFonts w:ascii="Times New Roman" w:hAnsi="Times New Roman" w:cs="Times New Roman"/>
-          <w:color w:val="auto"/>
-          <w:sz w:val="22"/>
-          <w:lang w:val="es-ES"/>
-        </w:rPr>
-      </w:pPr>
-      <w:r>
-        <w:rPr>
-          <w:rFonts w:ascii="Times New Roman" w:hAnsi="Times New Roman" w:cs="Times New Roman"/>
-          <w:color w:val="auto"/>
-          <w:sz w:val="22"/>
-          <w:lang w:val="es-ES"/>
-        </w:rPr>
-        <w:t xml:space="preserve">Producto digital para gestionar avance físico y financiero, cuaderno de obra digital, valorizaciones y reportes; participación como fundador, responsable </w:t>
-      </w:r>
-      <w:proofErr w:type="spellStart"/>
-      <w:r>
-        <w:rPr>
-          <w:rFonts w:ascii="Times New Roman" w:hAnsi="Times New Roman" w:cs="Times New Roman"/>
-          <w:color w:val="auto"/>
-          <w:sz w:val="22"/>
-          <w:lang w:val="es-ES"/>
-        </w:rPr>
-        <w:t>frontend</w:t>
-      </w:r>
-      <w:proofErr w:type="spellEnd"/>
-      <w:r>
-        <w:rPr>
-          <w:rFonts w:ascii="Times New Roman" w:hAnsi="Times New Roman" w:cs="Times New Roman"/>
-          <w:color w:val="auto"/>
-          <w:sz w:val="22"/>
-          <w:lang w:val="es-ES"/>
-        </w:rPr>
-        <w:t xml:space="preserve"> y responsable de iniciativas de IA.</w:t>
-      </w:r>
-    </w:p>
-    <w:p>
-      <w:pPr>
-        <w:pStyle w:val="ListBullet"/>
-        <w:spacing w:after="20" w:line="276" w:lineRule="auto"/>
-        <w:ind w:left="259" w:hanging="173"/>
-        <w:rPr>
-          <w:rFonts w:ascii="Times New Roman" w:hAnsi="Times New Roman" w:cs="Times New Roman"/>
-          <w:color w:val="auto"/>
-          <w:sz w:val="22"/>
-          <w:lang w:val="es-ES"/>
-        </w:rPr>
-      </w:pPr>
-      <w:r>
-        <w:rPr>
-          <w:rFonts w:ascii="Times New Roman" w:hAnsi="Times New Roman" w:cs="Times New Roman"/>
-          <w:color w:val="auto"/>
-          <w:sz w:val="22"/>
-          <w:lang w:val="es-ES"/>
-        </w:rPr>
-        <w:t xml:space="preserve">Tecnologías relacionadas: Vue 3, Laravel, </w:t>
-      </w:r>
-      <w:proofErr w:type="spellStart"/>
-      <w:r>
-        <w:rPr>
-          <w:rFonts w:ascii="Times New Roman" w:hAnsi="Times New Roman" w:cs="Times New Roman"/>
-          <w:color w:val="auto"/>
-          <w:sz w:val="22"/>
-          <w:lang w:val="es-ES"/>
-        </w:rPr>
-        <w:t>Flutter</w:t>
-      </w:r>
-      <w:proofErr w:type="spellEnd"/>
-      <w:r>
-        <w:rPr>
-          <w:rFonts w:ascii="Times New Roman" w:hAnsi="Times New Roman" w:cs="Times New Roman"/>
-          <w:color w:val="auto"/>
-          <w:sz w:val="22"/>
-          <w:lang w:val="es-ES"/>
-        </w:rPr>
-        <w:t>, Node.js, SQL Server/PostgreSQL, Docker e integración de servicios de IA.</w:t>
-      </w:r>
-    </w:p>
-    <w:p>
-      <w:pPr>
-        <w:spacing w:line="276" w:lineRule="auto"/>
-        <w:rPr>
-          <w:rFonts w:ascii="Times New Roman" w:hAnsi="Times New Roman" w:cs="Times New Roman"/>
-          <w:color w:val="auto"/>
-          <w:sz w:val="22"/>
-          <w:lang w:val="es-ES"/>
-        </w:rPr>
-      </w:pPr>
-      <w:r>
-        <w:rPr>
-          <w:rFonts w:ascii="Times New Roman" w:hAnsi="Times New Roman" w:cs="Times New Roman"/>
-          <w:b/>
-          <w:color w:val="auto"/>
-          <w:sz w:val="22"/>
-          <w:lang w:val="es-ES"/>
-        </w:rPr>
-        <w:t>SIADEG — Sistemas de gestión institucional</w:t>
-      </w:r>
-    </w:p>
-    <w:p>
-      <w:pPr>
-        <w:pStyle w:val="ListBullet"/>
-        <w:spacing w:after="20" w:line="276" w:lineRule="auto"/>
-        <w:ind w:left="259" w:hanging="173"/>
-        <w:rPr>
-          <w:rFonts w:ascii="Times New Roman" w:hAnsi="Times New Roman" w:cs="Times New Roman"/>
-          <w:color w:val="auto"/>
-          <w:sz w:val="22"/>
-          <w:lang w:val="es-ES"/>
-        </w:rPr>
-      </w:pPr>
-      <w:r>
-        <w:rPr>
-          <w:rFonts w:ascii="Times New Roman" w:hAnsi="Times New Roman" w:cs="Times New Roman"/>
-          <w:color w:val="auto"/>
-          <w:sz w:val="22"/>
-          <w:lang w:val="es-ES"/>
-        </w:rPr>
-        <w:t xml:space="preserve">Desarrollo </w:t>
-      </w:r>
-      <w:proofErr w:type="spellStart"/>
-      <w:r>
-        <w:rPr>
-          <w:rFonts w:ascii="Times New Roman" w:hAnsi="Times New Roman" w:cs="Times New Roman"/>
-          <w:color w:val="auto"/>
-          <w:sz w:val="22"/>
-          <w:lang w:val="es-ES"/>
-        </w:rPr>
-        <w:t>frontend</w:t>
-      </w:r>
-      <w:proofErr w:type="spellEnd"/>
-      <w:r>
-        <w:rPr>
-          <w:rFonts w:ascii="Times New Roman" w:hAnsi="Times New Roman" w:cs="Times New Roman"/>
-          <w:color w:val="auto"/>
-          <w:sz w:val="22"/>
-          <w:lang w:val="es-ES"/>
-        </w:rPr>
-        <w:t xml:space="preserve"> y mantenimiento evolutivo de sistemas con integración de </w:t>
-      </w:r>
-      <w:proofErr w:type="spellStart"/>
-      <w:r>
-        <w:rPr>
-          <w:rFonts w:ascii="Times New Roman" w:hAnsi="Times New Roman" w:cs="Times New Roman"/>
-          <w:color w:val="auto"/>
-          <w:sz w:val="22"/>
-          <w:lang w:val="es-ES"/>
-        </w:rPr>
-        <w:t>APIs</w:t>
-      </w:r>
-      <w:proofErr w:type="spellEnd"/>
-      <w:r>
-        <w:rPr>
-          <w:rFonts w:ascii="Times New Roman" w:hAnsi="Times New Roman" w:cs="Times New Roman"/>
-          <w:color w:val="auto"/>
-          <w:sz w:val="22"/>
-          <w:lang w:val="es-ES"/>
-        </w:rPr>
-        <w:t xml:space="preserve"> y SQL Server; trabajo con procesos administrativos, consultas de datos y mejoras de funcionamiento.</w:t>
-      </w:r>
-    </w:p>
-    <w:p>
-      <w:pPr>
-        <w:spacing w:line="276" w:lineRule="auto"/>
-        <w:rPr>
-          <w:rFonts w:ascii="Times New Roman" w:hAnsi="Times New Roman" w:cs="Times New Roman"/>
-          <w:color w:val="auto"/>
-          <w:sz w:val="22"/>
-          <w:lang w:val="es-ES"/>
-        </w:rPr>
-      </w:pPr>
-      <w:r>
-        <w:rPr>
-          <w:rFonts w:ascii="Times New Roman" w:hAnsi="Times New Roman" w:cs="Times New Roman"/>
-          <w:b/>
-          <w:color w:val="auto"/>
-          <w:sz w:val="22"/>
-          <w:lang w:val="es-ES"/>
-        </w:rPr>
-        <w:t xml:space="preserve">Implementación de </w:t>
-      </w:r>
-      <w:proofErr w:type="spellStart"/>
-      <w:r>
-        <w:rPr>
-          <w:rFonts w:ascii="Times New Roman" w:hAnsi="Times New Roman" w:cs="Times New Roman"/>
-          <w:b/>
-          <w:color w:val="auto"/>
-          <w:sz w:val="22"/>
-          <w:lang w:val="es-ES"/>
-        </w:rPr>
-        <w:t>Odoo</w:t>
-      </w:r>
-      <w:proofErr w:type="spellEnd"/>
-      <w:r>
-        <w:rPr>
-          <w:rFonts w:ascii="Times New Roman" w:hAnsi="Times New Roman" w:cs="Times New Roman"/>
-          <w:b/>
-          <w:color w:val="auto"/>
-          <w:sz w:val="22"/>
-          <w:lang w:val="es-ES"/>
-        </w:rPr>
-        <w:t xml:space="preserve"> </w:t>
-      </w:r>
-      <w:proofErr w:type="spellStart"/>
-      <w:r>
-        <w:rPr>
-          <w:rFonts w:ascii="Times New Roman" w:hAnsi="Times New Roman" w:cs="Times New Roman"/>
-          <w:b/>
-          <w:color w:val="auto"/>
-          <w:sz w:val="22"/>
-          <w:lang w:val="es-ES"/>
-        </w:rPr>
-        <w:t>Community</w:t>
-      </w:r>
-      <w:proofErr w:type="spellEnd"/>
-      <w:r>
-        <w:rPr>
-          <w:rFonts w:ascii="Times New Roman" w:hAnsi="Times New Roman" w:cs="Times New Roman"/>
-          <w:b/>
-          <w:color w:val="auto"/>
-          <w:sz w:val="22"/>
-          <w:lang w:val="es-ES"/>
-        </w:rPr>
-        <w:t xml:space="preserve"> — Gestión empresarial</w:t>
-      </w:r>
-    </w:p>
-    <w:p>
-      <w:pPr>
-        <w:pStyle w:val="ListBullet"/>
-        <w:spacing w:after="20" w:line="276" w:lineRule="auto"/>
-        <w:ind w:left="259" w:hanging="173"/>
-        <w:rPr>
-          <w:rFonts w:ascii="Times New Roman" w:hAnsi="Times New Roman" w:cs="Times New Roman"/>
-          <w:color w:val="auto"/>
-          <w:sz w:val="22"/>
-          <w:lang w:val="es-ES"/>
-        </w:rPr>
-      </w:pPr>
-      <w:r>
-        <w:rPr>
-          <w:rFonts w:ascii="Times New Roman" w:hAnsi="Times New Roman" w:cs="Times New Roman"/>
-          <w:color w:val="auto"/>
-          <w:sz w:val="22"/>
-          <w:lang w:val="es-ES"/>
-        </w:rPr>
-        <w:t xml:space="preserve">Configuración y despliegue de </w:t>
-      </w:r>
-      <w:proofErr w:type="spellStart"/>
-      <w:r>
-        <w:rPr>
-          <w:rFonts w:ascii="Times New Roman" w:hAnsi="Times New Roman" w:cs="Times New Roman"/>
-          <w:color w:val="auto"/>
-          <w:sz w:val="22"/>
-          <w:lang w:val="es-ES"/>
-        </w:rPr>
-        <w:t>Odoo</w:t>
-      </w:r>
-      <w:proofErr w:type="spellEnd"/>
-      <w:r>
-        <w:rPr>
-          <w:rFonts w:ascii="Times New Roman" w:hAnsi="Times New Roman" w:cs="Times New Roman"/>
-          <w:color w:val="auto"/>
-          <w:sz w:val="22"/>
-          <w:lang w:val="es-ES"/>
-        </w:rPr>
-        <w:t xml:space="preserve"> en entorno de producción, con módulos y flujos de CRM, contabilidad, proyectos, automatización e integración con localización peruana.</w:t>
-      </w:r>
-    </w:p>
-    <w:p>
-      <w:pPr>
-        <w:spacing w:line="276" w:lineRule="auto"/>
-        <w:rPr>
-          <w:rFonts w:ascii="Times New Roman" w:hAnsi="Times New Roman" w:cs="Times New Roman"/>
-          <w:color w:val="auto"/>
-          <w:sz w:val="22"/>
-          <w:lang w:val="es-ES"/>
-        </w:rPr>
-      </w:pPr>
-      <w:r>
-        <w:rPr>
-          <w:rFonts w:ascii="Times New Roman" w:hAnsi="Times New Roman" w:cs="Times New Roman"/>
-          <w:b/>
-          <w:color w:val="auto"/>
-          <w:sz w:val="22"/>
-          <w:lang w:val="es-ES"/>
-        </w:rPr>
-        <w:t xml:space="preserve">Paquetes open </w:t>
-      </w:r>
-      <w:proofErr w:type="spellStart"/>
-      <w:r>
-        <w:rPr>
-          <w:rFonts w:ascii="Times New Roman" w:hAnsi="Times New Roman" w:cs="Times New Roman"/>
-          <w:b/>
-          <w:color w:val="auto"/>
-          <w:sz w:val="22"/>
-          <w:lang w:val="es-ES"/>
-        </w:rPr>
-        <w:t>source</w:t>
-      </w:r>
-      <w:proofErr w:type="spellEnd"/>
-      <w:r>
-        <w:rPr>
-          <w:rFonts w:ascii="Times New Roman" w:hAnsi="Times New Roman" w:cs="Times New Roman"/>
-          <w:b/>
-          <w:color w:val="auto"/>
-          <w:sz w:val="22"/>
-          <w:lang w:val="es-ES"/>
-        </w:rPr>
-        <w:t xml:space="preserve"> para pasarelas de pago</w:t>
-      </w:r>
-    </w:p>
-    <w:p>
-      <w:pPr>
-        <w:pStyle w:val="ListBullet"/>
-        <w:spacing w:after="20" w:line="276" w:lineRule="auto"/>
-        <w:ind w:left="259" w:hanging="173"/>
-        <w:rPr>
-          <w:rFonts w:ascii="Times New Roman" w:hAnsi="Times New Roman" w:cs="Times New Roman"/>
-          <w:color w:val="auto"/>
-          <w:sz w:val="22"/>
-          <w:lang w:val="es-ES"/>
-        </w:rPr>
-      </w:pPr>
-      <w:r>
-        <w:rPr>
-          <w:rFonts w:ascii="Times New Roman" w:hAnsi="Times New Roman" w:cs="Times New Roman"/>
-          <w:color w:val="auto"/>
-          <w:sz w:val="22"/>
-          <w:lang w:val="es-ES"/>
-        </w:rPr>
-        <w:t xml:space="preserve">Desarrollo y publicación de paquetes </w:t>
-      </w:r>
-      <w:proofErr w:type="spellStart"/>
-      <w:r>
-        <w:rPr>
-          <w:rFonts w:ascii="Times New Roman" w:hAnsi="Times New Roman" w:cs="Times New Roman"/>
-          <w:color w:val="auto"/>
-          <w:sz w:val="22"/>
-          <w:lang w:val="es-ES"/>
-        </w:rPr>
-        <w:t>npm</w:t>
-      </w:r>
-      <w:proofErr w:type="spellEnd"/>
-      <w:r>
-        <w:rPr>
-          <w:rFonts w:ascii="Times New Roman" w:hAnsi="Times New Roman" w:cs="Times New Roman"/>
-          <w:color w:val="auto"/>
-          <w:sz w:val="22"/>
-          <w:lang w:val="es-ES"/>
-        </w:rPr>
-        <w:t xml:space="preserve"> @dankira/izipay y @dankira/niubiz para facilitar la integración de pasarelas de pago en aplicaciones.</w:t>
-      </w:r>
-    </w:p>
-    <w:p>
-      <w:pPr>
-        <w:pStyle w:val="ListBullet"/>
-        <w:numPr>
-          <w:ilvl w:val="0"/>
-          <w:numId w:val="0"/>
-        </w:numPr>
-        <w:spacing w:after="20" w:line="276" w:lineRule="auto"/>
-        <w:ind w:left="86"/>
-        <w:rPr>
-          <w:rFonts w:ascii="Times New Roman" w:hAnsi="Times New Roman" w:cs="Times New Roman"/>
-          <w:color w:val="auto"/>
-          <w:sz w:val="22"/>
-          <w:lang w:val="es-ES"/>
-        </w:rPr>
-      </w:pPr>
-    </w:p>
-    <w:p>
-      <w:pPr>
-        <w:pStyle w:val="ListBullet"/>
-        <w:numPr>
-          <w:ilvl w:val="0"/>
-          <w:numId w:val="0"/>
-        </w:numPr>
-        <w:spacing w:after="20" w:line="276" w:lineRule="auto"/>
-        <w:ind w:left="86"/>
-        <w:rPr>
-          <w:rFonts w:ascii="Times New Roman" w:hAnsi="Times New Roman" w:cs="Times New Roman"/>
-          <w:color w:val="auto"/>
-          <w:sz w:val="22"/>
-          <w:lang w:val="es-ES"/>
-        </w:rPr>
-      </w:pPr>
-      <w:r>
-        <w:rPr>
-          <w:rFonts w:ascii="Times New Roman" w:hAnsi="Times New Roman" w:cs="Times New Roman"/>
-          <w:b/>
-          <w:color w:val="auto"/>
-          <w:sz w:val="22"/>
-          <w:lang w:val="es-ES"/>
-        </w:rPr>
-        <w:t xml:space="preserve">Prototipos </w:t>
-      </w:r>
-      <w:proofErr w:type="spellStart"/>
-      <w:r>
-        <w:rPr>
-          <w:rFonts w:ascii="Times New Roman" w:hAnsi="Times New Roman" w:cs="Times New Roman"/>
-          <w:b/>
-          <w:color w:val="auto"/>
-          <w:sz w:val="22"/>
-          <w:lang w:val="es-ES"/>
-        </w:rPr>
-        <w:t>IoT</w:t>
-      </w:r>
-      <w:proofErr w:type="spellEnd"/>
-      <w:r>
-        <w:rPr>
-          <w:rFonts w:ascii="Times New Roman" w:hAnsi="Times New Roman" w:cs="Times New Roman"/>
-          <w:b/>
-          <w:color w:val="auto"/>
-          <w:sz w:val="22"/>
-          <w:lang w:val="es-ES"/>
-        </w:rPr>
-        <w:t xml:space="preserve"> y visión por computadora</w:t>
-      </w:r>
-    </w:p>
-    <w:p>
-      <w:pPr>
-        <w:pStyle w:val="ListBullet"/>
-        <w:spacing w:after="20" w:line="276" w:lineRule="auto"/>
-        <w:ind w:left="259" w:hanging="173"/>
-        <w:rPr>
-          <w:rFonts w:ascii="Times New Roman" w:hAnsi="Times New Roman" w:cs="Times New Roman"/>
-          <w:color w:val="auto"/>
-          <w:sz w:val="22"/>
-          <w:lang w:val="es-ES"/>
-        </w:rPr>
-      </w:pPr>
-      <w:r>
-        <w:rPr>
-          <w:rFonts w:ascii="Times New Roman" w:hAnsi="Times New Roman" w:cs="Times New Roman"/>
-          <w:color w:val="auto"/>
-          <w:sz w:val="22"/>
-          <w:lang w:val="es-ES"/>
-        </w:rPr>
-        <w:t>Desarrollo de prototipos con ESP32-CAM, conectividad BLE/</w:t>
-      </w:r>
-      <w:proofErr w:type="spellStart"/>
-      <w:r>
-        <w:rPr>
-          <w:rFonts w:ascii="Times New Roman" w:hAnsi="Times New Roman" w:cs="Times New Roman"/>
-          <w:color w:val="auto"/>
-          <w:sz w:val="22"/>
-          <w:lang w:val="es-ES"/>
-        </w:rPr>
-        <w:t>Wi</w:t>
-      </w:r>
-      <w:proofErr w:type="spellEnd"/>
-      <w:r>
-        <w:rPr>
-          <w:rFonts w:ascii="Times New Roman" w:hAnsi="Times New Roman" w:cs="Times New Roman"/>
-          <w:color w:val="auto"/>
-          <w:sz w:val="22"/>
-          <w:lang w:val="es-ES"/>
-        </w:rPr>
-        <w:t>‑Fi, MQTT y componentes de OCR/visión por computadora.</w:t>
-      </w:r>
-    </w:p>
-    <w:p>
-      <w:pPr>
-        <w:pStyle w:val="ListBullet"/>
-        <w:numPr>
-          <w:ilvl w:val="0"/>
-          <w:numId w:val="0"/>
-        </w:numPr>
-        <w:spacing w:after="20" w:line="276" w:lineRule="auto"/>
-        <w:ind w:left="360" w:hanging="360"/>
-        <w:rPr>
-          <w:rFonts w:ascii="Times New Roman" w:hAnsi="Times New Roman" w:cs="Times New Roman"/>
-          <w:color w:val="auto"/>
-          <w:sz w:val="22"/>
-          <w:lang w:val="es-ES"/>
-        </w:rPr>
-      </w:pPr>
     </w:p>
     <w:sectPr>
-      <w:footerReference w:type="default" r:id="rId10"/>
+      <w:footerReference w:type="default" r:id="rId11"/>
       <w:pgSz w:w="12240" w:h="15840"/>
       <w:pgMar w:top="792" w:right="1037" w:bottom="792" w:left="1037" w:header="720" w:footer="720" w:gutter="0"/>
       <w:cols w:space="720"/>
@@ -2057,9 +1442,6 @@
     <w:p>
       <w:pPr>
         <w:spacing w:after="0" w:line="240" w:lineRule="auto"/>
-        <w:rPr>
-          <w:rFonts w:hint="eastAsia"/>
-        </w:rPr>
       </w:pPr>
       <w:r>
         <w:separator/>
@@ -2070,9 +1452,6 @@
     <w:p>
       <w:pPr>
         <w:spacing w:after="0" w:line="240" w:lineRule="auto"/>
-        <w:rPr>
-          <w:rFonts w:hint="eastAsia"/>
-        </w:rPr>
       </w:pPr>
       <w:r>
         <w:continuationSeparator/>
@@ -2089,7 +1468,6 @@
       <w:pStyle w:val="Footer"/>
       <w:jc w:val="center"/>
       <w:rPr>
-        <w:rFonts w:hint="eastAsia"/>
         <w:lang w:val="es-ES"/>
       </w:rPr>
     </w:pPr>
@@ -2103,9 +1481,6 @@
     <w:p>
       <w:pPr>
         <w:spacing w:after="0" w:line="240" w:lineRule="auto"/>
-        <w:rPr>
-          <w:rFonts w:hint="eastAsia"/>
-        </w:rPr>
       </w:pPr>
       <w:r>
         <w:separator/>
@@ -2116,9 +1491,6 @@
     <w:p>
       <w:pPr>
         <w:spacing w:after="0" w:line="240" w:lineRule="auto"/>
-        <w:rPr>
-          <w:rFonts w:hint="eastAsia"/>
-        </w:rPr>
       </w:pPr>
       <w:r>
         <w:continuationSeparator/>
@@ -2283,7 +1655,7 @@
   <w:abstractNum w:abstractNumId="8" w15:restartNumberingAfterBreak="0">
     <w:nsid w:val="FFFFFF89"/>
     <w:multiLevelType w:val="singleLevel"/>
-    <w:tmpl w:val="29761A62"/>
+    <w:tmpl w:val="DAB0429C"/>
     <w:lvl w:ilvl="0">
       <w:start w:val="1"/>
       <w:numFmt w:val="bullet"/>
@@ -2298,6 +1670,348 @@
       </w:pPr>
       <w:rPr>
         <w:rFonts w:ascii="Symbol" w:hAnsi="Symbol" w:hint="default"/>
+      </w:rPr>
+    </w:lvl>
+  </w:abstractNum>
+  <w:abstractNum w:abstractNumId="9" w15:restartNumberingAfterBreak="0">
+    <w:nsid w:val="4D9F061A"/>
+    <w:multiLevelType w:val="hybridMultilevel"/>
+    <w:tmpl w:val="8D906E5A"/>
+    <w:lvl w:ilvl="0" w:tplc="04090001">
+      <w:start w:val="1"/>
+      <w:numFmt w:val="bullet"/>
+      <w:lvlText w:val=""/>
+      <w:lvlJc w:val="left"/>
+      <w:pPr>
+        <w:ind w:left="1080" w:hanging="360"/>
+      </w:pPr>
+      <w:rPr>
+        <w:rFonts w:ascii="Symbol" w:hAnsi="Symbol" w:hint="default"/>
+        <w:b/>
+      </w:rPr>
+    </w:lvl>
+    <w:lvl w:ilvl="1" w:tplc="FFFFFFFF" w:tentative="1">
+      <w:start w:val="1"/>
+      <w:numFmt w:val="bullet"/>
+      <w:lvlText w:val="o"/>
+      <w:lvlJc w:val="left"/>
+      <w:pPr>
+        <w:ind w:left="1800" w:hanging="360"/>
+      </w:pPr>
+      <w:rPr>
+        <w:rFonts w:ascii="Courier New" w:hAnsi="Courier New" w:hint="default"/>
+      </w:rPr>
+    </w:lvl>
+    <w:lvl w:ilvl="2" w:tplc="FFFFFFFF" w:tentative="1">
+      <w:start w:val="1"/>
+      <w:numFmt w:val="bullet"/>
+      <w:lvlText w:val=""/>
+      <w:lvlJc w:val="left"/>
+      <w:pPr>
+        <w:ind w:left="2520" w:hanging="360"/>
+      </w:pPr>
+      <w:rPr>
+        <w:rFonts w:ascii="Wingdings" w:hAnsi="Wingdings" w:hint="default"/>
+      </w:rPr>
+    </w:lvl>
+    <w:lvl w:ilvl="3" w:tplc="FFFFFFFF" w:tentative="1">
+      <w:start w:val="1"/>
+      <w:numFmt w:val="bullet"/>
+      <w:lvlText w:val=""/>
+      <w:lvlJc w:val="left"/>
+      <w:pPr>
+        <w:ind w:left="3240" w:hanging="360"/>
+      </w:pPr>
+      <w:rPr>
+        <w:rFonts w:ascii="Symbol" w:hAnsi="Symbol" w:hint="default"/>
+      </w:rPr>
+    </w:lvl>
+    <w:lvl w:ilvl="4" w:tplc="FFFFFFFF" w:tentative="1">
+      <w:start w:val="1"/>
+      <w:numFmt w:val="bullet"/>
+      <w:lvlText w:val="o"/>
+      <w:lvlJc w:val="left"/>
+      <w:pPr>
+        <w:ind w:left="3960" w:hanging="360"/>
+      </w:pPr>
+      <w:rPr>
+        <w:rFonts w:ascii="Courier New" w:hAnsi="Courier New" w:hint="default"/>
+      </w:rPr>
+    </w:lvl>
+    <w:lvl w:ilvl="5" w:tplc="FFFFFFFF" w:tentative="1">
+      <w:start w:val="1"/>
+      <w:numFmt w:val="bullet"/>
+      <w:lvlText w:val=""/>
+      <w:lvlJc w:val="left"/>
+      <w:pPr>
+        <w:ind w:left="4680" w:hanging="360"/>
+      </w:pPr>
+      <w:rPr>
+        <w:rFonts w:ascii="Wingdings" w:hAnsi="Wingdings" w:hint="default"/>
+      </w:rPr>
+    </w:lvl>
+    <w:lvl w:ilvl="6" w:tplc="FFFFFFFF" w:tentative="1">
+      <w:start w:val="1"/>
+      <w:numFmt w:val="bullet"/>
+      <w:lvlText w:val=""/>
+      <w:lvlJc w:val="left"/>
+      <w:pPr>
+        <w:ind w:left="5400" w:hanging="360"/>
+      </w:pPr>
+      <w:rPr>
+        <w:rFonts w:ascii="Symbol" w:hAnsi="Symbol" w:hint="default"/>
+      </w:rPr>
+    </w:lvl>
+    <w:lvl w:ilvl="7" w:tplc="FFFFFFFF" w:tentative="1">
+      <w:start w:val="1"/>
+      <w:numFmt w:val="bullet"/>
+      <w:lvlText w:val="o"/>
+      <w:lvlJc w:val="left"/>
+      <w:pPr>
+        <w:ind w:left="6120" w:hanging="360"/>
+      </w:pPr>
+      <w:rPr>
+        <w:rFonts w:ascii="Courier New" w:hAnsi="Courier New" w:hint="default"/>
+      </w:rPr>
+    </w:lvl>
+    <w:lvl w:ilvl="8" w:tplc="FFFFFFFF" w:tentative="1">
+      <w:start w:val="1"/>
+      <w:numFmt w:val="bullet"/>
+      <w:lvlText w:val=""/>
+      <w:lvlJc w:val="left"/>
+      <w:pPr>
+        <w:ind w:left="6840" w:hanging="360"/>
+      </w:pPr>
+      <w:rPr>
+        <w:rFonts w:ascii="Wingdings" w:hAnsi="Wingdings" w:hint="default"/>
+      </w:rPr>
+    </w:lvl>
+  </w:abstractNum>
+  <w:abstractNum w:abstractNumId="10" w15:restartNumberingAfterBreak="0">
+    <w:nsid w:val="54CB2A44"/>
+    <w:multiLevelType w:val="hybridMultilevel"/>
+    <w:tmpl w:val="5150EF7E"/>
+    <w:lvl w:ilvl="0" w:tplc="E8C42BA2">
+      <w:start w:val="1"/>
+      <w:numFmt w:val="bullet"/>
+      <w:lvlText w:val="-"/>
+      <w:lvlJc w:val="left"/>
+      <w:pPr>
+        <w:ind w:left="1080" w:hanging="360"/>
+      </w:pPr>
+      <w:rPr>
+        <w:rFonts w:ascii="Times New Roman" w:eastAsiaTheme="minorEastAsia" w:hAnsi="Times New Roman" w:cs="Times New Roman" w:hint="default"/>
+        <w:b/>
+      </w:rPr>
+    </w:lvl>
+    <w:lvl w:ilvl="1" w:tplc="04090003" w:tentative="1">
+      <w:start w:val="1"/>
+      <w:numFmt w:val="bullet"/>
+      <w:lvlText w:val="o"/>
+      <w:lvlJc w:val="left"/>
+      <w:pPr>
+        <w:ind w:left="1800" w:hanging="360"/>
+      </w:pPr>
+      <w:rPr>
+        <w:rFonts w:ascii="Courier New" w:hAnsi="Courier New" w:hint="default"/>
+      </w:rPr>
+    </w:lvl>
+    <w:lvl w:ilvl="2" w:tplc="04090005" w:tentative="1">
+      <w:start w:val="1"/>
+      <w:numFmt w:val="bullet"/>
+      <w:lvlText w:val=""/>
+      <w:lvlJc w:val="left"/>
+      <w:pPr>
+        <w:ind w:left="2520" w:hanging="360"/>
+      </w:pPr>
+      <w:rPr>
+        <w:rFonts w:ascii="Wingdings" w:hAnsi="Wingdings" w:hint="default"/>
+      </w:rPr>
+    </w:lvl>
+    <w:lvl w:ilvl="3" w:tplc="04090001" w:tentative="1">
+      <w:start w:val="1"/>
+      <w:numFmt w:val="bullet"/>
+      <w:lvlText w:val=""/>
+      <w:lvlJc w:val="left"/>
+      <w:pPr>
+        <w:ind w:left="3240" w:hanging="360"/>
+      </w:pPr>
+      <w:rPr>
+        <w:rFonts w:ascii="Symbol" w:hAnsi="Symbol" w:hint="default"/>
+      </w:rPr>
+    </w:lvl>
+    <w:lvl w:ilvl="4" w:tplc="04090003" w:tentative="1">
+      <w:start w:val="1"/>
+      <w:numFmt w:val="bullet"/>
+      <w:lvlText w:val="o"/>
+      <w:lvlJc w:val="left"/>
+      <w:pPr>
+        <w:ind w:left="3960" w:hanging="360"/>
+      </w:pPr>
+      <w:rPr>
+        <w:rFonts w:ascii="Courier New" w:hAnsi="Courier New" w:hint="default"/>
+      </w:rPr>
+    </w:lvl>
+    <w:lvl w:ilvl="5" w:tplc="04090005" w:tentative="1">
+      <w:start w:val="1"/>
+      <w:numFmt w:val="bullet"/>
+      <w:lvlText w:val=""/>
+      <w:lvlJc w:val="left"/>
+      <w:pPr>
+        <w:ind w:left="4680" w:hanging="360"/>
+      </w:pPr>
+      <w:rPr>
+        <w:rFonts w:ascii="Wingdings" w:hAnsi="Wingdings" w:hint="default"/>
+      </w:rPr>
+    </w:lvl>
+    <w:lvl w:ilvl="6" w:tplc="04090001" w:tentative="1">
+      <w:start w:val="1"/>
+      <w:numFmt w:val="bullet"/>
+      <w:lvlText w:val=""/>
+      <w:lvlJc w:val="left"/>
+      <w:pPr>
+        <w:ind w:left="5400" w:hanging="360"/>
+      </w:pPr>
+      <w:rPr>
+        <w:rFonts w:ascii="Symbol" w:hAnsi="Symbol" w:hint="default"/>
+      </w:rPr>
+    </w:lvl>
+    <w:lvl w:ilvl="7" w:tplc="04090003" w:tentative="1">
+      <w:start w:val="1"/>
+      <w:numFmt w:val="bullet"/>
+      <w:lvlText w:val="o"/>
+      <w:lvlJc w:val="left"/>
+      <w:pPr>
+        <w:ind w:left="6120" w:hanging="360"/>
+      </w:pPr>
+      <w:rPr>
+        <w:rFonts w:ascii="Courier New" w:hAnsi="Courier New" w:hint="default"/>
+      </w:rPr>
+    </w:lvl>
+    <w:lvl w:ilvl="8" w:tplc="04090005" w:tentative="1">
+      <w:start w:val="1"/>
+      <w:numFmt w:val="bullet"/>
+      <w:lvlText w:val=""/>
+      <w:lvlJc w:val="left"/>
+      <w:pPr>
+        <w:ind w:left="6840" w:hanging="360"/>
+      </w:pPr>
+      <w:rPr>
+        <w:rFonts w:ascii="Wingdings" w:hAnsi="Wingdings" w:hint="default"/>
+      </w:rPr>
+    </w:lvl>
+  </w:abstractNum>
+  <w:abstractNum w:abstractNumId="11" w15:restartNumberingAfterBreak="0">
+    <w:nsid w:val="7F01204F"/>
+    <w:multiLevelType w:val="hybridMultilevel"/>
+    <w:tmpl w:val="66622C0C"/>
+    <w:lvl w:ilvl="0" w:tplc="E8C42BA2">
+      <w:start w:val="1"/>
+      <w:numFmt w:val="bullet"/>
+      <w:lvlText w:val="-"/>
+      <w:lvlJc w:val="left"/>
+      <w:pPr>
+        <w:ind w:left="720" w:hanging="360"/>
+      </w:pPr>
+      <w:rPr>
+        <w:rFonts w:ascii="Times New Roman" w:eastAsiaTheme="minorEastAsia" w:hAnsi="Times New Roman" w:cs="Times New Roman" w:hint="default"/>
+        <w:b/>
+      </w:rPr>
+    </w:lvl>
+    <w:lvl w:ilvl="1" w:tplc="04090003" w:tentative="1">
+      <w:start w:val="1"/>
+      <w:numFmt w:val="bullet"/>
+      <w:lvlText w:val="o"/>
+      <w:lvlJc w:val="left"/>
+      <w:pPr>
+        <w:ind w:left="1440" w:hanging="360"/>
+      </w:pPr>
+      <w:rPr>
+        <w:rFonts w:ascii="Courier New" w:hAnsi="Courier New" w:hint="default"/>
+      </w:rPr>
+    </w:lvl>
+    <w:lvl w:ilvl="2" w:tplc="04090005" w:tentative="1">
+      <w:start w:val="1"/>
+      <w:numFmt w:val="bullet"/>
+      <w:lvlText w:val=""/>
+      <w:lvlJc w:val="left"/>
+      <w:pPr>
+        <w:ind w:left="2160" w:hanging="360"/>
+      </w:pPr>
+      <w:rPr>
+        <w:rFonts w:ascii="Wingdings" w:hAnsi="Wingdings" w:hint="default"/>
+      </w:rPr>
+    </w:lvl>
+    <w:lvl w:ilvl="3" w:tplc="04090001" w:tentative="1">
+      <w:start w:val="1"/>
+      <w:numFmt w:val="bullet"/>
+      <w:lvlText w:val=""/>
+      <w:lvlJc w:val="left"/>
+      <w:pPr>
+        <w:ind w:left="2880" w:hanging="360"/>
+      </w:pPr>
+      <w:rPr>
+        <w:rFonts w:ascii="Symbol" w:hAnsi="Symbol" w:hint="default"/>
+      </w:rPr>
+    </w:lvl>
+    <w:lvl w:ilvl="4" w:tplc="04090003" w:tentative="1">
+      <w:start w:val="1"/>
+      <w:numFmt w:val="bullet"/>
+      <w:lvlText w:val="o"/>
+      <w:lvlJc w:val="left"/>
+      <w:pPr>
+        <w:ind w:left="3600" w:hanging="360"/>
+      </w:pPr>
+      <w:rPr>
+        <w:rFonts w:ascii="Courier New" w:hAnsi="Courier New" w:hint="default"/>
+      </w:rPr>
+    </w:lvl>
+    <w:lvl w:ilvl="5" w:tplc="04090005" w:tentative="1">
+      <w:start w:val="1"/>
+      <w:numFmt w:val="bullet"/>
+      <w:lvlText w:val=""/>
+      <w:lvlJc w:val="left"/>
+      <w:pPr>
+        <w:ind w:left="4320" w:hanging="360"/>
+      </w:pPr>
+      <w:rPr>
+        <w:rFonts w:ascii="Wingdings" w:hAnsi="Wingdings" w:hint="default"/>
+      </w:rPr>
+    </w:lvl>
+    <w:lvl w:ilvl="6" w:tplc="04090001" w:tentative="1">
+      <w:start w:val="1"/>
+      <w:numFmt w:val="bullet"/>
+      <w:lvlText w:val=""/>
+      <w:lvlJc w:val="left"/>
+      <w:pPr>
+        <w:ind w:left="5040" w:hanging="360"/>
+      </w:pPr>
+      <w:rPr>
+        <w:rFonts w:ascii="Symbol" w:hAnsi="Symbol" w:hint="default"/>
+      </w:rPr>
+    </w:lvl>
+    <w:lvl w:ilvl="7" w:tplc="04090003" w:tentative="1">
+      <w:start w:val="1"/>
+      <w:numFmt w:val="bullet"/>
+      <w:lvlText w:val="o"/>
+      <w:lvlJc w:val="left"/>
+      <w:pPr>
+        <w:ind w:left="5760" w:hanging="360"/>
+      </w:pPr>
+      <w:rPr>
+        <w:rFonts w:ascii="Courier New" w:hAnsi="Courier New" w:hint="default"/>
+      </w:rPr>
+    </w:lvl>
+    <w:lvl w:ilvl="8" w:tplc="04090005" w:tentative="1">
+      <w:start w:val="1"/>
+      <w:numFmt w:val="bullet"/>
+      <w:lvlText w:val=""/>
+      <w:lvlJc w:val="left"/>
+      <w:pPr>
+        <w:ind w:left="6480" w:hanging="360"/>
+      </w:pPr>
+      <w:rPr>
+        <w:rFonts w:ascii="Wingdings" w:hAnsi="Wingdings" w:hint="default"/>
       </w:rPr>
     </w:lvl>
   </w:abstractNum>
@@ -2327,6 +2041,15 @@
   </w:num>
   <w:num w:numId="9" w16cid:durableId="1476072383">
     <w:abstractNumId w:val="0"/>
+  </w:num>
+  <w:num w:numId="10" w16cid:durableId="585000095">
+    <w:abstractNumId w:val="11"/>
+  </w:num>
+  <w:num w:numId="11" w16cid:durableId="1509717021">
+    <w:abstractNumId w:val="10"/>
+  </w:num>
+  <w:num w:numId="12" w16cid:durableId="1255818199">
+    <w:abstractNumId w:val="9"/>
   </w:num>
 </w:numbering>
 </file>
